--- a/Documents/NPRB 2301_ Project Logistics.docx
+++ b/Documents/NPRB 2301_ Project Logistics.docx
@@ -1,6 +1,6 @@
 
 <file path=word/document.xml><?xml version="1.0" encoding="utf-8"?>
-<w:document xmlns:mc="http://schemas.openxmlformats.org/markup-compatibility/2006" xmlns:o="urn:schemas-microsoft-com:office:office" xmlns:r="http://schemas.openxmlformats.org/officeDocument/2006/relationships" xmlns:m="http://schemas.openxmlformats.org/officeDocument/2006/math" xmlns:v="urn:schemas-microsoft-com:vml" xmlns:wp="http://schemas.openxmlformats.org/drawingml/2006/wordprocessingDrawing" xmlns:w10="urn:schemas-microsoft-com:office:word" xmlns:w="http://schemas.openxmlformats.org/wordprocessingml/2006/main" xmlns:wne="http://schemas.microsoft.com/office/word/2006/wordml" xmlns:sl="http://schemas.openxmlformats.org/schemaLibrary/2006/main" xmlns:a="http://schemas.openxmlformats.org/drawingml/2006/main" xmlns:pic="http://schemas.openxmlformats.org/drawingml/2006/picture" xmlns:c="http://schemas.openxmlformats.org/drawingml/2006/chart" xmlns:lc="http://schemas.openxmlformats.org/drawingml/2006/lockedCanvas" xmlns:dgm="http://schemas.openxmlformats.org/drawingml/2006/diagram" xmlns:wps="http://schemas.microsoft.com/office/word/2010/wordprocessingShape" xmlns:wpg="http://schemas.microsoft.com/office/word/2010/wordprocessingGroup" xmlns:w14="http://schemas.microsoft.com/office/word/2010/wordml" xmlns:w15="http://schemas.microsoft.com/office/word/2012/wordml">
+<w:document xmlns:mc="http://schemas.openxmlformats.org/markup-compatibility/2006" xmlns:o="urn:schemas-microsoft-com:office:office" xmlns:r="http://schemas.openxmlformats.org/officeDocument/2006/relationships" xmlns:m="http://schemas.openxmlformats.org/officeDocument/2006/math" xmlns:v="urn:schemas-microsoft-com:vml" xmlns:wp="http://schemas.openxmlformats.org/drawingml/2006/wordprocessingDrawing" xmlns:w10="urn:schemas-microsoft-com:office:word" xmlns:w="http://schemas.openxmlformats.org/wordprocessingml/2006/main" xmlns:wne="http://schemas.microsoft.com/office/word/2006/wordml" xmlns:sl="http://schemas.openxmlformats.org/schemaLibrary/2006/main" xmlns:a="http://schemas.openxmlformats.org/drawingml/2006/main" xmlns:pic="http://schemas.openxmlformats.org/drawingml/2006/picture" xmlns:c="http://schemas.openxmlformats.org/drawingml/2006/chart" xmlns:lc="http://schemas.openxmlformats.org/drawingml/2006/lockedCanvas" xmlns:dgm="http://schemas.openxmlformats.org/drawingml/2006/diagram" xmlns:wps="http://schemas.microsoft.com/office/word/2010/wordprocessingShape" xmlns:wpg="http://schemas.microsoft.com/office/word/2010/wordprocessingGroup" xmlns:w14="http://schemas.microsoft.com/office/word/2010/wordml" xmlns:w15="http://schemas.microsoft.com/office/word/2012/wordml" xmlns:w16="http://schemas.microsoft.com/office/word/2018/wordml" xmlns:w16cex="http://schemas.microsoft.com/office/word/2018/wordml/cex" xmlns:w16cid="http://schemas.microsoft.com/office/word/2016/wordml/cid" xmlns="http://schemas.microsoft.com/office/tasks/2019/documenttasks" xmlns:cr="http://schemas.microsoft.com/office/comments/2020/reactions">
   <w:body>
     <w:p>
       <w:pPr>
@@ -153,7 +153,7 @@
         <w:rPr>
           <w:rtl w:val="0"/>
         </w:rPr>
-        <w:t xml:space="preserve">Broken up by 6 month reporting periods</w:t>
+        <w:t xml:space="preserve">Broken up by 6 month reporting periods. Updated as needed.</w:t>
       </w:r>
     </w:p>
     <w:p>
@@ -321,7 +321,7 @@
         </w:trPr>
         <w:tc>
           <w:tcPr>
-            <w:shd w:fill="auto" w:val="clear"/>
+            <w:shd w:fill="b7b7b7" w:val="clear"/>
             <w:tcMar>
               <w:top w:w="100.0" w:type="dxa"/>
               <w:left w:w="100.0" w:type="dxa"/>
@@ -346,7 +346,7 @@
         </w:tc>
         <w:tc>
           <w:tcPr>
-            <w:shd w:fill="auto" w:val="clear"/>
+            <w:shd w:fill="b7b7b7" w:val="clear"/>
             <w:tcMar>
               <w:top w:w="100.0" w:type="dxa"/>
               <w:left w:w="100.0" w:type="dxa"/>
@@ -371,7 +371,7 @@
         </w:tc>
         <w:tc>
           <w:tcPr>
-            <w:shd w:fill="auto" w:val="clear"/>
+            <w:shd w:fill="b7b7b7" w:val="clear"/>
             <w:tcMar>
               <w:top w:w="100.0" w:type="dxa"/>
               <w:left w:w="100.0" w:type="dxa"/>
@@ -396,7 +396,7 @@
         </w:tc>
         <w:tc>
           <w:tcPr>
-            <w:shd w:fill="auto" w:val="clear"/>
+            <w:shd w:fill="b7b7b7" w:val="clear"/>
             <w:tcMar>
               <w:top w:w="100.0" w:type="dxa"/>
               <w:left w:w="100.0" w:type="dxa"/>
@@ -427,99 +427,99 @@
         </w:trPr>
         <w:tc>
           <w:tcPr>
-            <w:shd w:fill="auto" w:val="clear"/>
-            <w:tcMar>
-              <w:top w:w="100.0" w:type="dxa"/>
-              <w:left w:w="100.0" w:type="dxa"/>
-              <w:bottom w:w="100.0" w:type="dxa"/>
-              <w:right w:w="100.0" w:type="dxa"/>
-            </w:tcMar>
-            <w:vAlign w:val="top"/>
-          </w:tcPr>
-          <w:p>
-            <w:pPr>
-              <w:widowControl w:val="0"/>
-              <w:spacing w:line="240" w:lineRule="auto"/>
-              <w:rPr/>
-            </w:pPr>
-            <w:r>
-              <w:rPr>
-                <w:rtl w:val="0"/>
-              </w:rPr>
-            </w:r>
-          </w:p>
-        </w:tc>
-        <w:tc>
-          <w:tcPr>
-            <w:shd w:fill="auto" w:val="clear"/>
-            <w:tcMar>
-              <w:top w:w="100.0" w:type="dxa"/>
-              <w:left w:w="100.0" w:type="dxa"/>
-              <w:bottom w:w="100.0" w:type="dxa"/>
-              <w:right w:w="100.0" w:type="dxa"/>
-            </w:tcMar>
-            <w:vAlign w:val="top"/>
-          </w:tcPr>
-          <w:p>
-            <w:pPr>
-              <w:widowControl w:val="0"/>
-              <w:spacing w:line="240" w:lineRule="auto"/>
-              <w:rPr/>
-            </w:pPr>
-            <w:r>
-              <w:rPr>
-                <w:rtl w:val="0"/>
-              </w:rPr>
-            </w:r>
-          </w:p>
-        </w:tc>
-        <w:tc>
-          <w:tcPr>
-            <w:shd w:fill="auto" w:val="clear"/>
-            <w:tcMar>
-              <w:top w:w="100.0" w:type="dxa"/>
-              <w:left w:w="100.0" w:type="dxa"/>
-              <w:bottom w:w="100.0" w:type="dxa"/>
-              <w:right w:w="100.0" w:type="dxa"/>
-            </w:tcMar>
-            <w:vAlign w:val="top"/>
-          </w:tcPr>
-          <w:p>
-            <w:pPr>
-              <w:widowControl w:val="0"/>
-              <w:spacing w:line="240" w:lineRule="auto"/>
-              <w:rPr/>
-            </w:pPr>
-            <w:r>
-              <w:rPr>
-                <w:rtl w:val="0"/>
-              </w:rPr>
-              <w:t xml:space="preserve">Drying of eye layers</w:t>
-            </w:r>
-          </w:p>
-        </w:tc>
-        <w:tc>
-          <w:tcPr>
-            <w:shd w:fill="auto" w:val="clear"/>
-            <w:tcMar>
-              <w:top w:w="100.0" w:type="dxa"/>
-              <w:left w:w="100.0" w:type="dxa"/>
-              <w:bottom w:w="100.0" w:type="dxa"/>
-              <w:right w:w="100.0" w:type="dxa"/>
-            </w:tcMar>
-            <w:vAlign w:val="top"/>
-          </w:tcPr>
-          <w:p>
-            <w:pPr>
-              <w:widowControl w:val="0"/>
-              <w:spacing w:line="240" w:lineRule="auto"/>
-              <w:rPr/>
-            </w:pPr>
-            <w:r>
-              <w:rPr>
-                <w:rtl w:val="0"/>
-              </w:rPr>
-              <w:t xml:space="preserve">Bruce</w:t>
+            <w:shd w:fill="b7b7b7" w:val="clear"/>
+            <w:tcMar>
+              <w:top w:w="100.0" w:type="dxa"/>
+              <w:left w:w="100.0" w:type="dxa"/>
+              <w:bottom w:w="100.0" w:type="dxa"/>
+              <w:right w:w="100.0" w:type="dxa"/>
+            </w:tcMar>
+            <w:vAlign w:val="top"/>
+          </w:tcPr>
+          <w:p>
+            <w:pPr>
+              <w:widowControl w:val="0"/>
+              <w:spacing w:line="240" w:lineRule="auto"/>
+              <w:rPr/>
+            </w:pPr>
+            <w:r>
+              <w:rPr>
+                <w:rtl w:val="0"/>
+              </w:rPr>
+            </w:r>
+          </w:p>
+        </w:tc>
+        <w:tc>
+          <w:tcPr>
+            <w:shd w:fill="b7b7b7" w:val="clear"/>
+            <w:tcMar>
+              <w:top w:w="100.0" w:type="dxa"/>
+              <w:left w:w="100.0" w:type="dxa"/>
+              <w:bottom w:w="100.0" w:type="dxa"/>
+              <w:right w:w="100.0" w:type="dxa"/>
+            </w:tcMar>
+            <w:vAlign w:val="top"/>
+          </w:tcPr>
+          <w:p>
+            <w:pPr>
+              <w:widowControl w:val="0"/>
+              <w:spacing w:line="240" w:lineRule="auto"/>
+              <w:rPr/>
+            </w:pPr>
+            <w:r>
+              <w:rPr>
+                <w:rtl w:val="0"/>
+              </w:rPr>
+            </w:r>
+          </w:p>
+        </w:tc>
+        <w:tc>
+          <w:tcPr>
+            <w:shd w:fill="b7b7b7" w:val="clear"/>
+            <w:tcMar>
+              <w:top w:w="100.0" w:type="dxa"/>
+              <w:left w:w="100.0" w:type="dxa"/>
+              <w:bottom w:w="100.0" w:type="dxa"/>
+              <w:right w:w="100.0" w:type="dxa"/>
+            </w:tcMar>
+            <w:vAlign w:val="top"/>
+          </w:tcPr>
+          <w:p>
+            <w:pPr>
+              <w:widowControl w:val="0"/>
+              <w:spacing w:line="240" w:lineRule="auto"/>
+              <w:rPr/>
+            </w:pPr>
+            <w:r>
+              <w:rPr>
+                <w:rtl w:val="0"/>
+              </w:rPr>
+              <w:t xml:space="preserve">Project Management/restructure</w:t>
+            </w:r>
+          </w:p>
+        </w:tc>
+        <w:tc>
+          <w:tcPr>
+            <w:shd w:fill="b7b7b7" w:val="clear"/>
+            <w:tcMar>
+              <w:top w:w="100.0" w:type="dxa"/>
+              <w:left w:w="100.0" w:type="dxa"/>
+              <w:bottom w:w="100.0" w:type="dxa"/>
+              <w:right w:w="100.0" w:type="dxa"/>
+            </w:tcMar>
+            <w:vAlign w:val="top"/>
+          </w:tcPr>
+          <w:p>
+            <w:pPr>
+              <w:widowControl w:val="0"/>
+              <w:spacing w:line="240" w:lineRule="auto"/>
+              <w:rPr/>
+            </w:pPr>
+            <w:r>
+              <w:rPr>
+                <w:rtl w:val="0"/>
+              </w:rPr>
+              <w:t xml:space="preserve">Cindy</w:t>
             </w:r>
           </w:p>
         </w:tc>
@@ -531,99 +531,105 @@
         </w:trPr>
         <w:tc>
           <w:tcPr>
-            <w:shd w:fill="auto" w:val="clear"/>
-            <w:tcMar>
-              <w:top w:w="100.0" w:type="dxa"/>
-              <w:left w:w="100.0" w:type="dxa"/>
-              <w:bottom w:w="100.0" w:type="dxa"/>
-              <w:right w:w="100.0" w:type="dxa"/>
-            </w:tcMar>
-            <w:vAlign w:val="top"/>
-          </w:tcPr>
-          <w:p>
-            <w:pPr>
-              <w:widowControl w:val="0"/>
-              <w:spacing w:line="240" w:lineRule="auto"/>
-              <w:rPr/>
-            </w:pPr>
-            <w:r>
-              <w:rPr>
-                <w:rtl w:val="0"/>
-              </w:rPr>
-            </w:r>
-          </w:p>
-        </w:tc>
-        <w:tc>
-          <w:tcPr>
-            <w:shd w:fill="auto" w:val="clear"/>
-            <w:tcMar>
-              <w:top w:w="100.0" w:type="dxa"/>
-              <w:left w:w="100.0" w:type="dxa"/>
-              <w:bottom w:w="100.0" w:type="dxa"/>
-              <w:right w:w="100.0" w:type="dxa"/>
-            </w:tcMar>
-            <w:vAlign w:val="top"/>
-          </w:tcPr>
-          <w:p>
-            <w:pPr>
-              <w:widowControl w:val="0"/>
-              <w:spacing w:line="240" w:lineRule="auto"/>
-              <w:rPr/>
-            </w:pPr>
-            <w:r>
-              <w:rPr>
-                <w:rtl w:val="0"/>
-              </w:rPr>
-            </w:r>
-          </w:p>
-        </w:tc>
-        <w:tc>
-          <w:tcPr>
-            <w:shd w:fill="auto" w:val="clear"/>
-            <w:tcMar>
-              <w:top w:w="100.0" w:type="dxa"/>
-              <w:left w:w="100.0" w:type="dxa"/>
-              <w:bottom w:w="100.0" w:type="dxa"/>
-              <w:right w:w="100.0" w:type="dxa"/>
-            </w:tcMar>
-            <w:vAlign w:val="top"/>
-          </w:tcPr>
-          <w:p>
-            <w:pPr>
-              <w:widowControl w:val="0"/>
-              <w:spacing w:line="240" w:lineRule="auto"/>
-              <w:rPr/>
-            </w:pPr>
-            <w:r>
-              <w:rPr>
-                <w:rtl w:val="0"/>
-              </w:rPr>
-              <w:t xml:space="preserve">Dogfish spine prep</w:t>
-            </w:r>
-          </w:p>
-        </w:tc>
-        <w:tc>
-          <w:tcPr>
-            <w:shd w:fill="auto" w:val="clear"/>
-            <w:tcMar>
-              <w:top w:w="100.0" w:type="dxa"/>
-              <w:left w:w="100.0" w:type="dxa"/>
-              <w:bottom w:w="100.0" w:type="dxa"/>
-              <w:right w:w="100.0" w:type="dxa"/>
-            </w:tcMar>
-            <w:vAlign w:val="top"/>
-          </w:tcPr>
-          <w:p>
-            <w:pPr>
-              <w:widowControl w:val="0"/>
-              <w:spacing w:line="240" w:lineRule="auto"/>
-              <w:rPr/>
-            </w:pPr>
-            <w:r>
-              <w:rPr>
-                <w:rtl w:val="0"/>
-              </w:rPr>
-              <w:t xml:space="preserve">Beth</w:t>
+            <w:shd w:fill="b7b7b7" w:val="clear"/>
+            <w:tcMar>
+              <w:top w:w="100.0" w:type="dxa"/>
+              <w:left w:w="100.0" w:type="dxa"/>
+              <w:bottom w:w="100.0" w:type="dxa"/>
+              <w:right w:w="100.0" w:type="dxa"/>
+            </w:tcMar>
+            <w:vAlign w:val="top"/>
+          </w:tcPr>
+          <w:p>
+            <w:pPr>
+              <w:widowControl w:val="0"/>
+              <w:spacing w:line="240" w:lineRule="auto"/>
+              <w:rPr/>
+            </w:pPr>
+            <w:r>
+              <w:rPr>
+                <w:rtl w:val="0"/>
+              </w:rPr>
+            </w:r>
+          </w:p>
+        </w:tc>
+        <w:tc>
+          <w:tcPr>
+            <w:shd w:fill="b7b7b7" w:val="clear"/>
+            <w:tcMar>
+              <w:top w:w="100.0" w:type="dxa"/>
+              <w:left w:w="100.0" w:type="dxa"/>
+              <w:bottom w:w="100.0" w:type="dxa"/>
+              <w:right w:w="100.0" w:type="dxa"/>
+            </w:tcMar>
+            <w:vAlign w:val="top"/>
+          </w:tcPr>
+          <w:p>
+            <w:pPr>
+              <w:widowControl w:val="0"/>
+              <w:spacing w:line="240" w:lineRule="auto"/>
+              <w:rPr/>
+            </w:pPr>
+            <w:r>
+              <w:rPr>
+                <w:rtl w:val="0"/>
+              </w:rPr>
+            </w:r>
+          </w:p>
+        </w:tc>
+        <w:tc>
+          <w:tcPr>
+            <w:shd w:fill="b7b7b7" w:val="clear"/>
+            <w:tcMar>
+              <w:top w:w="100.0" w:type="dxa"/>
+              <w:left w:w="100.0" w:type="dxa"/>
+              <w:bottom w:w="100.0" w:type="dxa"/>
+              <w:right w:w="100.0" w:type="dxa"/>
+            </w:tcMar>
+            <w:vAlign w:val="top"/>
+          </w:tcPr>
+          <w:p>
+            <w:pPr>
+              <w:widowControl w:val="0"/>
+              <w:spacing w:line="240" w:lineRule="auto"/>
+              <w:rPr>
+                <w:strike w:val="1"/>
+              </w:rPr>
+            </w:pPr>
+            <w:r>
+              <w:rPr>
+                <w:strike w:val="1"/>
+                <w:rtl w:val="0"/>
+              </w:rPr>
+              <w:t xml:space="preserve">Biannual Report</w:t>
+            </w:r>
+          </w:p>
+        </w:tc>
+        <w:tc>
+          <w:tcPr>
+            <w:shd w:fill="b7b7b7" w:val="clear"/>
+            <w:tcMar>
+              <w:top w:w="100.0" w:type="dxa"/>
+              <w:left w:w="100.0" w:type="dxa"/>
+              <w:bottom w:w="100.0" w:type="dxa"/>
+              <w:right w:w="100.0" w:type="dxa"/>
+            </w:tcMar>
+            <w:vAlign w:val="top"/>
+          </w:tcPr>
+          <w:p>
+            <w:pPr>
+              <w:widowControl w:val="0"/>
+              <w:spacing w:line="240" w:lineRule="auto"/>
+              <w:rPr>
+                <w:strike w:val="1"/>
+              </w:rPr>
+            </w:pPr>
+            <w:r>
+              <w:rPr>
+                <w:strike w:val="1"/>
+                <w:rtl w:val="0"/>
+              </w:rPr>
+              <w:t xml:space="preserve">Cindy</w:t>
             </w:r>
           </w:p>
         </w:tc>
@@ -654,80 +660,82 @@
               <w:rPr>
                 <w:rtl w:val="0"/>
               </w:rPr>
-            </w:r>
-          </w:p>
-        </w:tc>
-        <w:tc>
-          <w:tcPr>
-            <w:shd w:fill="auto" w:val="clear"/>
-            <w:tcMar>
-              <w:top w:w="100.0" w:type="dxa"/>
-              <w:left w:w="100.0" w:type="dxa"/>
-              <w:bottom w:w="100.0" w:type="dxa"/>
-              <w:right w:w="100.0" w:type="dxa"/>
-            </w:tcMar>
-            <w:vAlign w:val="top"/>
-          </w:tcPr>
-          <w:p>
-            <w:pPr>
-              <w:widowControl w:val="0"/>
-              <w:spacing w:line="240" w:lineRule="auto"/>
-              <w:rPr/>
-            </w:pPr>
-            <w:r>
-              <w:rPr>
-                <w:rtl w:val="0"/>
-              </w:rPr>
-            </w:r>
-          </w:p>
-        </w:tc>
-        <w:tc>
-          <w:tcPr>
-            <w:shd w:fill="auto" w:val="clear"/>
-            <w:tcMar>
-              <w:top w:w="100.0" w:type="dxa"/>
-              <w:left w:w="100.0" w:type="dxa"/>
-              <w:bottom w:w="100.0" w:type="dxa"/>
-              <w:right w:w="100.0" w:type="dxa"/>
-            </w:tcMar>
-            <w:vAlign w:val="top"/>
-          </w:tcPr>
-          <w:p>
-            <w:pPr>
-              <w:widowControl w:val="0"/>
-              <w:spacing w:line="240" w:lineRule="auto"/>
-              <w:rPr/>
-            </w:pPr>
-            <w:r>
-              <w:rPr>
-                <w:rtl w:val="0"/>
-              </w:rPr>
-              <w:t xml:space="preserve">Dogfish spine ageing</w:t>
-            </w:r>
-          </w:p>
-        </w:tc>
-        <w:tc>
-          <w:tcPr>
-            <w:shd w:fill="auto" w:val="clear"/>
-            <w:tcMar>
-              <w:top w:w="100.0" w:type="dxa"/>
-              <w:left w:w="100.0" w:type="dxa"/>
-              <w:bottom w:w="100.0" w:type="dxa"/>
-              <w:right w:w="100.0" w:type="dxa"/>
-            </w:tcMar>
-            <w:vAlign w:val="top"/>
-          </w:tcPr>
-          <w:p>
-            <w:pPr>
-              <w:widowControl w:val="0"/>
-              <w:spacing w:line="240" w:lineRule="auto"/>
-              <w:rPr/>
-            </w:pPr>
-            <w:r>
-              <w:rPr>
-                <w:rtl w:val="0"/>
-              </w:rPr>
-              <w:t xml:space="preserve">Cindy/Beth</w:t>
+              <w:t xml:space="preserve">July - Dec</w:t>
+            </w:r>
+          </w:p>
+        </w:tc>
+        <w:tc>
+          <w:tcPr>
+            <w:shd w:fill="auto" w:val="clear"/>
+            <w:tcMar>
+              <w:top w:w="100.0" w:type="dxa"/>
+              <w:left w:w="100.0" w:type="dxa"/>
+              <w:bottom w:w="100.0" w:type="dxa"/>
+              <w:right w:w="100.0" w:type="dxa"/>
+            </w:tcMar>
+            <w:vAlign w:val="top"/>
+          </w:tcPr>
+          <w:p>
+            <w:pPr>
+              <w:widowControl w:val="0"/>
+              <w:spacing w:line="240" w:lineRule="auto"/>
+              <w:rPr/>
+            </w:pPr>
+            <w:r>
+              <w:rPr>
+                <w:rtl w:val="0"/>
+              </w:rPr>
+              <w:t xml:space="preserve">2024</w:t>
+            </w:r>
+          </w:p>
+        </w:tc>
+        <w:tc>
+          <w:tcPr>
+            <w:shd w:fill="auto" w:val="clear"/>
+            <w:tcMar>
+              <w:top w:w="100.0" w:type="dxa"/>
+              <w:left w:w="100.0" w:type="dxa"/>
+              <w:bottom w:w="100.0" w:type="dxa"/>
+              <w:right w:w="100.0" w:type="dxa"/>
+            </w:tcMar>
+            <w:vAlign w:val="top"/>
+          </w:tcPr>
+          <w:p>
+            <w:pPr>
+              <w:widowControl w:val="0"/>
+              <w:spacing w:line="240" w:lineRule="auto"/>
+              <w:rPr/>
+            </w:pPr>
+            <w:r>
+              <w:rPr>
+                <w:rtl w:val="0"/>
+              </w:rPr>
+              <w:t xml:space="preserve">Lyophilizing layers from early samples</w:t>
+            </w:r>
+          </w:p>
+        </w:tc>
+        <w:tc>
+          <w:tcPr>
+            <w:shd w:fill="auto" w:val="clear"/>
+            <w:tcMar>
+              <w:top w:w="100.0" w:type="dxa"/>
+              <w:left w:w="100.0" w:type="dxa"/>
+              <w:bottom w:w="100.0" w:type="dxa"/>
+              <w:right w:w="100.0" w:type="dxa"/>
+            </w:tcMar>
+            <w:vAlign w:val="top"/>
+          </w:tcPr>
+          <w:p>
+            <w:pPr>
+              <w:widowControl w:val="0"/>
+              <w:spacing w:line="240" w:lineRule="auto"/>
+              <w:rPr/>
+            </w:pPr>
+            <w:r>
+              <w:rPr>
+                <w:rtl w:val="0"/>
+              </w:rPr>
+              <w:t xml:space="preserve">Cindy</w:t>
             </w:r>
           </w:p>
         </w:tc>
@@ -806,32 +814,32 @@
               <w:rPr>
                 <w:rtl w:val="0"/>
               </w:rPr>
-              <w:t xml:space="preserve">Select archived dogfish spines for AMS as needed</w:t>
-            </w:r>
-          </w:p>
-        </w:tc>
-        <w:tc>
-          <w:tcPr>
-            <w:shd w:fill="auto" w:val="clear"/>
-            <w:tcMar>
-              <w:top w:w="100.0" w:type="dxa"/>
-              <w:left w:w="100.0" w:type="dxa"/>
-              <w:bottom w:w="100.0" w:type="dxa"/>
-              <w:right w:w="100.0" w:type="dxa"/>
-            </w:tcMar>
-            <w:vAlign w:val="top"/>
-          </w:tcPr>
-          <w:p>
-            <w:pPr>
-              <w:widowControl w:val="0"/>
-              <w:spacing w:line="240" w:lineRule="auto"/>
-              <w:rPr/>
-            </w:pPr>
-            <w:r>
-              <w:rPr>
-                <w:rtl w:val="0"/>
-              </w:rPr>
-              <w:t xml:space="preserve">Cindy/Allen</w:t>
+              <w:t xml:space="preserve">Isotope sampling from early samples</w:t>
+            </w:r>
+          </w:p>
+        </w:tc>
+        <w:tc>
+          <w:tcPr>
+            <w:shd w:fill="auto" w:val="clear"/>
+            <w:tcMar>
+              <w:top w:w="100.0" w:type="dxa"/>
+              <w:left w:w="100.0" w:type="dxa"/>
+              <w:bottom w:w="100.0" w:type="dxa"/>
+              <w:right w:w="100.0" w:type="dxa"/>
+            </w:tcMar>
+            <w:vAlign w:val="top"/>
+          </w:tcPr>
+          <w:p>
+            <w:pPr>
+              <w:widowControl w:val="0"/>
+              <w:spacing w:line="240" w:lineRule="auto"/>
+              <w:rPr/>
+            </w:pPr>
+            <w:r>
+              <w:rPr>
+                <w:rtl w:val="0"/>
+              </w:rPr>
+              <w:t xml:space="preserve">Taylor</w:t>
             </w:r>
           </w:p>
         </w:tc>
@@ -910,32 +918,32 @@
               <w:rPr>
                 <w:rtl w:val="0"/>
               </w:rPr>
-              <w:t xml:space="preserve">Select samples for AMS/Isotopes</w:t>
-            </w:r>
-          </w:p>
-        </w:tc>
-        <w:tc>
-          <w:tcPr>
-            <w:shd w:fill="auto" w:val="clear"/>
-            <w:tcMar>
-              <w:top w:w="100.0" w:type="dxa"/>
-              <w:left w:w="100.0" w:type="dxa"/>
-              <w:bottom w:w="100.0" w:type="dxa"/>
-              <w:right w:w="100.0" w:type="dxa"/>
-            </w:tcMar>
-            <w:vAlign w:val="top"/>
-          </w:tcPr>
-          <w:p>
-            <w:pPr>
-              <w:widowControl w:val="0"/>
-              <w:spacing w:line="240" w:lineRule="auto"/>
-              <w:rPr/>
-            </w:pPr>
-            <w:r>
-              <w:rPr>
-                <w:rtl w:val="0"/>
-              </w:rPr>
-              <w:t xml:space="preserve">All</w:t>
+              <w:t xml:space="preserve">AMS on early samples</w:t>
+            </w:r>
+          </w:p>
+        </w:tc>
+        <w:tc>
+          <w:tcPr>
+            <w:shd w:fill="auto" w:val="clear"/>
+            <w:tcMar>
+              <w:top w:w="100.0" w:type="dxa"/>
+              <w:left w:w="100.0" w:type="dxa"/>
+              <w:bottom w:w="100.0" w:type="dxa"/>
+              <w:right w:w="100.0" w:type="dxa"/>
+            </w:tcMar>
+            <w:vAlign w:val="top"/>
+          </w:tcPr>
+          <w:p>
+            <w:pPr>
+              <w:widowControl w:val="0"/>
+              <w:spacing w:line="240" w:lineRule="auto"/>
+              <w:rPr/>
+            </w:pPr>
+            <w:r>
+              <w:rPr>
+                <w:rtl w:val="0"/>
+              </w:rPr>
+              <w:t xml:space="preserve">Taylor</w:t>
             </w:r>
           </w:p>
         </w:tc>
@@ -1014,32 +1022,32 @@
               <w:rPr>
                 <w:rtl w:val="0"/>
               </w:rPr>
-              <w:t xml:space="preserve">Biannual Report</w:t>
-            </w:r>
-          </w:p>
-        </w:tc>
-        <w:tc>
-          <w:tcPr>
-            <w:shd w:fill="auto" w:val="clear"/>
-            <w:tcMar>
-              <w:top w:w="100.0" w:type="dxa"/>
-              <w:left w:w="100.0" w:type="dxa"/>
-              <w:bottom w:w="100.0" w:type="dxa"/>
-              <w:right w:w="100.0" w:type="dxa"/>
-            </w:tcMar>
-            <w:vAlign w:val="top"/>
-          </w:tcPr>
-          <w:p>
-            <w:pPr>
-              <w:widowControl w:val="0"/>
-              <w:spacing w:line="240" w:lineRule="auto"/>
-              <w:rPr/>
-            </w:pPr>
-            <w:r>
-              <w:rPr>
-                <w:rtl w:val="0"/>
-              </w:rPr>
-              <w:t xml:space="preserve">Cindy</w:t>
+              <w:t xml:space="preserve">Eye delamination training</w:t>
+            </w:r>
+          </w:p>
+        </w:tc>
+        <w:tc>
+          <w:tcPr>
+            <w:shd w:fill="auto" w:val="clear"/>
+            <w:tcMar>
+              <w:top w:w="100.0" w:type="dxa"/>
+              <w:left w:w="100.0" w:type="dxa"/>
+              <w:bottom w:w="100.0" w:type="dxa"/>
+              <w:right w:w="100.0" w:type="dxa"/>
+            </w:tcMar>
+            <w:vAlign w:val="top"/>
+          </w:tcPr>
+          <w:p>
+            <w:pPr>
+              <w:widowControl w:val="0"/>
+              <w:spacing w:line="240" w:lineRule="auto"/>
+              <w:rPr/>
+            </w:pPr>
+            <w:r>
+              <w:rPr>
+                <w:rtl w:val="0"/>
+              </w:rPr>
+              <w:t xml:space="preserve">Cindy/Dan</w:t>
             </w:r>
           </w:p>
         </w:tc>
@@ -1070,82 +1078,80 @@
               <w:rPr>
                 <w:rtl w:val="0"/>
               </w:rPr>
-              <w:t xml:space="preserve">July - Dec</w:t>
-            </w:r>
-          </w:p>
-        </w:tc>
-        <w:tc>
-          <w:tcPr>
-            <w:shd w:fill="auto" w:val="clear"/>
-            <w:tcMar>
-              <w:top w:w="100.0" w:type="dxa"/>
-              <w:left w:w="100.0" w:type="dxa"/>
-              <w:bottom w:w="100.0" w:type="dxa"/>
-              <w:right w:w="100.0" w:type="dxa"/>
-            </w:tcMar>
-            <w:vAlign w:val="top"/>
-          </w:tcPr>
-          <w:p>
-            <w:pPr>
-              <w:widowControl w:val="0"/>
-              <w:spacing w:line="240" w:lineRule="auto"/>
-              <w:rPr/>
-            </w:pPr>
-            <w:r>
-              <w:rPr>
-                <w:rtl w:val="0"/>
-              </w:rPr>
-              <w:t xml:space="preserve">2024</w:t>
-            </w:r>
-          </w:p>
-        </w:tc>
-        <w:tc>
-          <w:tcPr>
-            <w:shd w:fill="auto" w:val="clear"/>
-            <w:tcMar>
-              <w:top w:w="100.0" w:type="dxa"/>
-              <w:left w:w="100.0" w:type="dxa"/>
-              <w:bottom w:w="100.0" w:type="dxa"/>
-              <w:right w:w="100.0" w:type="dxa"/>
-            </w:tcMar>
-            <w:vAlign w:val="top"/>
-          </w:tcPr>
-          <w:p>
-            <w:pPr>
-              <w:widowControl w:val="0"/>
-              <w:spacing w:line="240" w:lineRule="auto"/>
-              <w:rPr/>
-            </w:pPr>
-            <w:r>
-              <w:rPr>
-                <w:rtl w:val="0"/>
-              </w:rPr>
-              <w:t xml:space="preserve">Collect additional dogfish (summer survey)</w:t>
-            </w:r>
-          </w:p>
-        </w:tc>
-        <w:tc>
-          <w:tcPr>
-            <w:shd w:fill="auto" w:val="clear"/>
-            <w:tcMar>
-              <w:top w:w="100.0" w:type="dxa"/>
-              <w:left w:w="100.0" w:type="dxa"/>
-              <w:bottom w:w="100.0" w:type="dxa"/>
-              <w:right w:w="100.0" w:type="dxa"/>
-            </w:tcMar>
-            <w:vAlign w:val="top"/>
-          </w:tcPr>
-          <w:p>
-            <w:pPr>
-              <w:widowControl w:val="0"/>
-              <w:spacing w:line="240" w:lineRule="auto"/>
-              <w:rPr/>
-            </w:pPr>
-            <w:r>
-              <w:rPr>
-                <w:rtl w:val="0"/>
-              </w:rPr>
-              <w:t xml:space="preserve">Cindy</w:t>
+            </w:r>
+          </w:p>
+        </w:tc>
+        <w:tc>
+          <w:tcPr>
+            <w:shd w:fill="auto" w:val="clear"/>
+            <w:tcMar>
+              <w:top w:w="100.0" w:type="dxa"/>
+              <w:left w:w="100.0" w:type="dxa"/>
+              <w:bottom w:w="100.0" w:type="dxa"/>
+              <w:right w:w="100.0" w:type="dxa"/>
+            </w:tcMar>
+            <w:vAlign w:val="top"/>
+          </w:tcPr>
+          <w:p>
+            <w:pPr>
+              <w:widowControl w:val="0"/>
+              <w:spacing w:line="240" w:lineRule="auto"/>
+              <w:rPr/>
+            </w:pPr>
+            <w:r>
+              <w:rPr>
+                <w:rtl w:val="0"/>
+              </w:rPr>
+            </w:r>
+          </w:p>
+        </w:tc>
+        <w:tc>
+          <w:tcPr>
+            <w:shd w:fill="auto" w:val="clear"/>
+            <w:tcMar>
+              <w:top w:w="100.0" w:type="dxa"/>
+              <w:left w:w="100.0" w:type="dxa"/>
+              <w:bottom w:w="100.0" w:type="dxa"/>
+              <w:right w:w="100.0" w:type="dxa"/>
+            </w:tcMar>
+            <w:vAlign w:val="top"/>
+          </w:tcPr>
+          <w:p>
+            <w:pPr>
+              <w:widowControl w:val="0"/>
+              <w:spacing w:line="240" w:lineRule="auto"/>
+              <w:rPr/>
+            </w:pPr>
+            <w:r>
+              <w:rPr>
+                <w:rtl w:val="0"/>
+              </w:rPr>
+              <w:t xml:space="preserve">Dogfish spine prep</w:t>
+            </w:r>
+          </w:p>
+        </w:tc>
+        <w:tc>
+          <w:tcPr>
+            <w:shd w:fill="auto" w:val="clear"/>
+            <w:tcMar>
+              <w:top w:w="100.0" w:type="dxa"/>
+              <w:left w:w="100.0" w:type="dxa"/>
+              <w:bottom w:w="100.0" w:type="dxa"/>
+              <w:right w:w="100.0" w:type="dxa"/>
+            </w:tcMar>
+            <w:vAlign w:val="top"/>
+          </w:tcPr>
+          <w:p>
+            <w:pPr>
+              <w:widowControl w:val="0"/>
+              <w:spacing w:line="240" w:lineRule="auto"/>
+              <w:rPr/>
+            </w:pPr>
+            <w:r>
+              <w:rPr>
+                <w:rtl w:val="0"/>
+              </w:rPr>
+              <w:t xml:space="preserve">Beth</w:t>
             </w:r>
           </w:p>
         </w:tc>
@@ -1224,32 +1230,32 @@
               <w:rPr>
                 <w:rtl w:val="0"/>
               </w:rPr>
-              <w:t xml:space="preserve">Continue sample prep as needed (fall term)</w:t>
-            </w:r>
-          </w:p>
-        </w:tc>
-        <w:tc>
-          <w:tcPr>
-            <w:shd w:fill="auto" w:val="clear"/>
-            <w:tcMar>
-              <w:top w:w="100.0" w:type="dxa"/>
-              <w:left w:w="100.0" w:type="dxa"/>
-              <w:bottom w:w="100.0" w:type="dxa"/>
-              <w:right w:w="100.0" w:type="dxa"/>
-            </w:tcMar>
-            <w:vAlign w:val="top"/>
-          </w:tcPr>
-          <w:p>
-            <w:pPr>
-              <w:widowControl w:val="0"/>
-              <w:spacing w:line="240" w:lineRule="auto"/>
-              <w:rPr/>
-            </w:pPr>
-            <w:r>
-              <w:rPr>
-                <w:rtl w:val="0"/>
-              </w:rPr>
-              <w:t xml:space="preserve">Dan</w:t>
+              <w:t xml:space="preserve">Dogfish spine ageing</w:t>
+            </w:r>
+          </w:p>
+        </w:tc>
+        <w:tc>
+          <w:tcPr>
+            <w:shd w:fill="auto" w:val="clear"/>
+            <w:tcMar>
+              <w:top w:w="100.0" w:type="dxa"/>
+              <w:left w:w="100.0" w:type="dxa"/>
+              <w:bottom w:w="100.0" w:type="dxa"/>
+              <w:right w:w="100.0" w:type="dxa"/>
+            </w:tcMar>
+            <w:vAlign w:val="top"/>
+          </w:tcPr>
+          <w:p>
+            <w:pPr>
+              <w:widowControl w:val="0"/>
+              <w:spacing w:line="240" w:lineRule="auto"/>
+              <w:rPr/>
+            </w:pPr>
+            <w:r>
+              <w:rPr>
+                <w:rtl w:val="0"/>
+              </w:rPr>
+              <w:t xml:space="preserve">Cindy/Beth</w:t>
             </w:r>
           </w:p>
         </w:tc>
@@ -1322,38 +1328,47 @@
             <w:pPr>
               <w:widowControl w:val="0"/>
               <w:spacing w:line="240" w:lineRule="auto"/>
-              <w:rPr/>
-            </w:pPr>
-            <w:r>
-              <w:rPr>
-                <w:rtl w:val="0"/>
-              </w:rPr>
-              <w:t xml:space="preserve">Continue drying samples as needed</w:t>
-            </w:r>
-          </w:p>
-        </w:tc>
-        <w:tc>
-          <w:tcPr>
-            <w:shd w:fill="auto" w:val="clear"/>
-            <w:tcMar>
-              <w:top w:w="100.0" w:type="dxa"/>
-              <w:left w:w="100.0" w:type="dxa"/>
-              <w:bottom w:w="100.0" w:type="dxa"/>
-              <w:right w:w="100.0" w:type="dxa"/>
-            </w:tcMar>
-            <w:vAlign w:val="top"/>
-          </w:tcPr>
-          <w:p>
-            <w:pPr>
-              <w:widowControl w:val="0"/>
-              <w:spacing w:line="240" w:lineRule="auto"/>
-              <w:rPr/>
-            </w:pPr>
-            <w:r>
-              <w:rPr>
-                <w:rtl w:val="0"/>
-              </w:rPr>
-              <w:t xml:space="preserve">Bruce</w:t>
+              <w:rPr>
+                <w:i w:val="1"/>
+              </w:rPr>
+            </w:pPr>
+            <w:r>
+              <w:rPr>
+                <w:rtl w:val="0"/>
+              </w:rPr>
+              <w:t xml:space="preserve">Select archived dogfish spines for AMS </w:t>
+            </w:r>
+            <w:r>
+              <w:rPr>
+                <w:i w:val="1"/>
+                <w:rtl w:val="0"/>
+              </w:rPr>
+              <w:t xml:space="preserve">as needed</w:t>
+            </w:r>
+          </w:p>
+        </w:tc>
+        <w:tc>
+          <w:tcPr>
+            <w:shd w:fill="auto" w:val="clear"/>
+            <w:tcMar>
+              <w:top w:w="100.0" w:type="dxa"/>
+              <w:left w:w="100.0" w:type="dxa"/>
+              <w:bottom w:w="100.0" w:type="dxa"/>
+              <w:right w:w="100.0" w:type="dxa"/>
+            </w:tcMar>
+            <w:vAlign w:val="top"/>
+          </w:tcPr>
+          <w:p>
+            <w:pPr>
+              <w:widowControl w:val="0"/>
+              <w:spacing w:line="240" w:lineRule="auto"/>
+              <w:rPr/>
+            </w:pPr>
+            <w:r>
+              <w:rPr>
+                <w:rtl w:val="0"/>
+              </w:rPr>
+              <w:t xml:space="preserve">Cindy/Allen</w:t>
             </w:r>
           </w:p>
         </w:tc>
@@ -1432,32 +1447,32 @@
               <w:rPr>
                 <w:rtl w:val="0"/>
               </w:rPr>
-              <w:t xml:space="preserve">Run AMS/Isotopes</w:t>
-            </w:r>
-          </w:p>
-        </w:tc>
-        <w:tc>
-          <w:tcPr>
-            <w:shd w:fill="auto" w:val="clear"/>
-            <w:tcMar>
-              <w:top w:w="100.0" w:type="dxa"/>
-              <w:left w:w="100.0" w:type="dxa"/>
-              <w:bottom w:w="100.0" w:type="dxa"/>
-              <w:right w:w="100.0" w:type="dxa"/>
-            </w:tcMar>
-            <w:vAlign w:val="top"/>
-          </w:tcPr>
-          <w:p>
-            <w:pPr>
-              <w:widowControl w:val="0"/>
-              <w:spacing w:line="240" w:lineRule="auto"/>
-              <w:rPr/>
-            </w:pPr>
-            <w:r>
-              <w:rPr>
-                <w:rtl w:val="0"/>
-              </w:rPr>
-              <w:t xml:space="preserve">Bruce/Taylor</w:t>
+              <w:t xml:space="preserve">Eye Delamination</w:t>
+            </w:r>
+          </w:p>
+        </w:tc>
+        <w:tc>
+          <w:tcPr>
+            <w:shd w:fill="auto" w:val="clear"/>
+            <w:tcMar>
+              <w:top w:w="100.0" w:type="dxa"/>
+              <w:left w:w="100.0" w:type="dxa"/>
+              <w:bottom w:w="100.0" w:type="dxa"/>
+              <w:right w:w="100.0" w:type="dxa"/>
+            </w:tcMar>
+            <w:vAlign w:val="top"/>
+          </w:tcPr>
+          <w:p>
+            <w:pPr>
+              <w:widowControl w:val="0"/>
+              <w:spacing w:line="240" w:lineRule="auto"/>
+              <w:rPr/>
+            </w:pPr>
+            <w:r>
+              <w:rPr>
+                <w:rtl w:val="0"/>
+              </w:rPr>
+              <w:t xml:space="preserve">Cindy</w:t>
             </w:r>
           </w:p>
         </w:tc>
@@ -1536,7 +1551,7 @@
               <w:rPr>
                 <w:rtl w:val="0"/>
               </w:rPr>
-              <w:t xml:space="preserve">Biannual report</w:t>
+              <w:t xml:space="preserve">Lyophilizing layers</w:t>
             </w:r>
           </w:p>
         </w:tc>
@@ -1592,82 +1607,80 @@
               <w:rPr>
                 <w:rtl w:val="0"/>
               </w:rPr>
-              <w:t xml:space="preserve">Jan - June</w:t>
-            </w:r>
-          </w:p>
-        </w:tc>
-        <w:tc>
-          <w:tcPr>
-            <w:shd w:fill="auto" w:val="clear"/>
-            <w:tcMar>
-              <w:top w:w="100.0" w:type="dxa"/>
-              <w:left w:w="100.0" w:type="dxa"/>
-              <w:bottom w:w="100.0" w:type="dxa"/>
-              <w:right w:w="100.0" w:type="dxa"/>
-            </w:tcMar>
-            <w:vAlign w:val="top"/>
-          </w:tcPr>
-          <w:p>
-            <w:pPr>
-              <w:widowControl w:val="0"/>
-              <w:spacing w:line="240" w:lineRule="auto"/>
-              <w:rPr/>
-            </w:pPr>
-            <w:r>
-              <w:rPr>
-                <w:rtl w:val="0"/>
-              </w:rPr>
-              <w:t xml:space="preserve">2025</w:t>
-            </w:r>
-          </w:p>
-        </w:tc>
-        <w:tc>
-          <w:tcPr>
-            <w:shd w:fill="auto" w:val="clear"/>
-            <w:tcMar>
-              <w:top w:w="100.0" w:type="dxa"/>
-              <w:left w:w="100.0" w:type="dxa"/>
-              <w:bottom w:w="100.0" w:type="dxa"/>
-              <w:right w:w="100.0" w:type="dxa"/>
-            </w:tcMar>
-            <w:vAlign w:val="top"/>
-          </w:tcPr>
-          <w:p>
-            <w:pPr>
-              <w:widowControl w:val="0"/>
-              <w:spacing w:line="240" w:lineRule="auto"/>
-              <w:rPr/>
-            </w:pPr>
-            <w:r>
-              <w:rPr>
-                <w:rtl w:val="0"/>
-              </w:rPr>
-              <w:t xml:space="preserve">PI Meeting Seattle</w:t>
-            </w:r>
-          </w:p>
-        </w:tc>
-        <w:tc>
-          <w:tcPr>
-            <w:shd w:fill="auto" w:val="clear"/>
-            <w:tcMar>
-              <w:top w:w="100.0" w:type="dxa"/>
-              <w:left w:w="100.0" w:type="dxa"/>
-              <w:bottom w:w="100.0" w:type="dxa"/>
-              <w:right w:w="100.0" w:type="dxa"/>
-            </w:tcMar>
-            <w:vAlign w:val="top"/>
-          </w:tcPr>
-          <w:p>
-            <w:pPr>
-              <w:widowControl w:val="0"/>
-              <w:spacing w:line="240" w:lineRule="auto"/>
-              <w:rPr/>
-            </w:pPr>
-            <w:r>
-              <w:rPr>
-                <w:rtl w:val="0"/>
-              </w:rPr>
-              <w:t xml:space="preserve">All</w:t>
+            </w:r>
+          </w:p>
+        </w:tc>
+        <w:tc>
+          <w:tcPr>
+            <w:shd w:fill="auto" w:val="clear"/>
+            <w:tcMar>
+              <w:top w:w="100.0" w:type="dxa"/>
+              <w:left w:w="100.0" w:type="dxa"/>
+              <w:bottom w:w="100.0" w:type="dxa"/>
+              <w:right w:w="100.0" w:type="dxa"/>
+            </w:tcMar>
+            <w:vAlign w:val="top"/>
+          </w:tcPr>
+          <w:p>
+            <w:pPr>
+              <w:widowControl w:val="0"/>
+              <w:spacing w:line="240" w:lineRule="auto"/>
+              <w:rPr/>
+            </w:pPr>
+            <w:r>
+              <w:rPr>
+                <w:rtl w:val="0"/>
+              </w:rPr>
+            </w:r>
+          </w:p>
+        </w:tc>
+        <w:tc>
+          <w:tcPr>
+            <w:shd w:fill="auto" w:val="clear"/>
+            <w:tcMar>
+              <w:top w:w="100.0" w:type="dxa"/>
+              <w:left w:w="100.0" w:type="dxa"/>
+              <w:bottom w:w="100.0" w:type="dxa"/>
+              <w:right w:w="100.0" w:type="dxa"/>
+            </w:tcMar>
+            <w:vAlign w:val="top"/>
+          </w:tcPr>
+          <w:p>
+            <w:pPr>
+              <w:widowControl w:val="0"/>
+              <w:spacing w:line="240" w:lineRule="auto"/>
+              <w:rPr/>
+            </w:pPr>
+            <w:r>
+              <w:rPr>
+                <w:rtl w:val="0"/>
+              </w:rPr>
+              <w:t xml:space="preserve">Spinning samples</w:t>
+            </w:r>
+          </w:p>
+        </w:tc>
+        <w:tc>
+          <w:tcPr>
+            <w:shd w:fill="auto" w:val="clear"/>
+            <w:tcMar>
+              <w:top w:w="100.0" w:type="dxa"/>
+              <w:left w:w="100.0" w:type="dxa"/>
+              <w:bottom w:w="100.0" w:type="dxa"/>
+              <w:right w:w="100.0" w:type="dxa"/>
+            </w:tcMar>
+            <w:vAlign w:val="top"/>
+          </w:tcPr>
+          <w:p>
+            <w:pPr>
+              <w:widowControl w:val="0"/>
+              <w:spacing w:line="240" w:lineRule="auto"/>
+              <w:rPr/>
+            </w:pPr>
+            <w:r>
+              <w:rPr>
+                <w:rtl w:val="0"/>
+              </w:rPr>
+              <w:t xml:space="preserve">Cindy/Bruce</w:t>
             </w:r>
           </w:p>
         </w:tc>
@@ -1746,32 +1759,32 @@
               <w:rPr>
                 <w:rtl w:val="0"/>
               </w:rPr>
-              <w:t xml:space="preserve">Continue AMS/Isotopes as needed</w:t>
-            </w:r>
-          </w:p>
-        </w:tc>
-        <w:tc>
-          <w:tcPr>
-            <w:shd w:fill="auto" w:val="clear"/>
-            <w:tcMar>
-              <w:top w:w="100.0" w:type="dxa"/>
-              <w:left w:w="100.0" w:type="dxa"/>
-              <w:bottom w:w="100.0" w:type="dxa"/>
-              <w:right w:w="100.0" w:type="dxa"/>
-            </w:tcMar>
-            <w:vAlign w:val="top"/>
-          </w:tcPr>
-          <w:p>
-            <w:pPr>
-              <w:widowControl w:val="0"/>
-              <w:spacing w:line="240" w:lineRule="auto"/>
-              <w:rPr/>
-            </w:pPr>
-            <w:r>
-              <w:rPr>
-                <w:rtl w:val="0"/>
-              </w:rPr>
-              <w:t xml:space="preserve">Bruce/Taylor</w:t>
+              <w:t xml:space="preserve">Decide if we need to run another batch of AMS before doing more delaminations?</w:t>
+            </w:r>
+          </w:p>
+        </w:tc>
+        <w:tc>
+          <w:tcPr>
+            <w:shd w:fill="auto" w:val="clear"/>
+            <w:tcMar>
+              <w:top w:w="100.0" w:type="dxa"/>
+              <w:left w:w="100.0" w:type="dxa"/>
+              <w:bottom w:w="100.0" w:type="dxa"/>
+              <w:right w:w="100.0" w:type="dxa"/>
+            </w:tcMar>
+            <w:vAlign w:val="top"/>
+          </w:tcPr>
+          <w:p>
+            <w:pPr>
+              <w:widowControl w:val="0"/>
+              <w:spacing w:line="240" w:lineRule="auto"/>
+              <w:rPr/>
+            </w:pPr>
+            <w:r>
+              <w:rPr>
+                <w:rtl w:val="0"/>
+              </w:rPr>
+              <w:t xml:space="preserve">All</w:t>
             </w:r>
           </w:p>
         </w:tc>
@@ -1850,32 +1863,32 @@
               <w:rPr>
                 <w:rtl w:val="0"/>
               </w:rPr>
-              <w:t xml:space="preserve">Preliminary c14 chronology analyses</w:t>
-            </w:r>
-          </w:p>
-        </w:tc>
-        <w:tc>
-          <w:tcPr>
-            <w:shd w:fill="auto" w:val="clear"/>
-            <w:tcMar>
-              <w:top w:w="100.0" w:type="dxa"/>
-              <w:left w:w="100.0" w:type="dxa"/>
-              <w:bottom w:w="100.0" w:type="dxa"/>
-              <w:right w:w="100.0" w:type="dxa"/>
-            </w:tcMar>
-            <w:vAlign w:val="top"/>
-          </w:tcPr>
-          <w:p>
-            <w:pPr>
-              <w:widowControl w:val="0"/>
-              <w:spacing w:line="240" w:lineRule="auto"/>
-              <w:rPr/>
-            </w:pPr>
-            <w:r>
-              <w:rPr>
-                <w:rtl w:val="0"/>
-              </w:rPr>
-              <w:t xml:space="preserve">Allen/Bruce</w:t>
+              <w:t xml:space="preserve">Biannual report</w:t>
+            </w:r>
+          </w:p>
+        </w:tc>
+        <w:tc>
+          <w:tcPr>
+            <w:shd w:fill="auto" w:val="clear"/>
+            <w:tcMar>
+              <w:top w:w="100.0" w:type="dxa"/>
+              <w:left w:w="100.0" w:type="dxa"/>
+              <w:bottom w:w="100.0" w:type="dxa"/>
+              <w:right w:w="100.0" w:type="dxa"/>
+            </w:tcMar>
+            <w:vAlign w:val="top"/>
+          </w:tcPr>
+          <w:p>
+            <w:pPr>
+              <w:widowControl w:val="0"/>
+              <w:spacing w:line="240" w:lineRule="auto"/>
+              <w:rPr/>
+            </w:pPr>
+            <w:r>
+              <w:rPr>
+                <w:rtl w:val="0"/>
+              </w:rPr>
+              <w:t xml:space="preserve">Cindy</w:t>
             </w:r>
           </w:p>
         </w:tc>
@@ -1906,80 +1919,82 @@
               <w:rPr>
                 <w:rtl w:val="0"/>
               </w:rPr>
-            </w:r>
-          </w:p>
-        </w:tc>
-        <w:tc>
-          <w:tcPr>
-            <w:shd w:fill="auto" w:val="clear"/>
-            <w:tcMar>
-              <w:top w:w="100.0" w:type="dxa"/>
-              <w:left w:w="100.0" w:type="dxa"/>
-              <w:bottom w:w="100.0" w:type="dxa"/>
-              <w:right w:w="100.0" w:type="dxa"/>
-            </w:tcMar>
-            <w:vAlign w:val="top"/>
-          </w:tcPr>
-          <w:p>
-            <w:pPr>
-              <w:widowControl w:val="0"/>
-              <w:spacing w:line="240" w:lineRule="auto"/>
-              <w:rPr/>
-            </w:pPr>
-            <w:r>
-              <w:rPr>
-                <w:rtl w:val="0"/>
-              </w:rPr>
-            </w:r>
-          </w:p>
-        </w:tc>
-        <w:tc>
-          <w:tcPr>
-            <w:shd w:fill="auto" w:val="clear"/>
-            <w:tcMar>
-              <w:top w:w="100.0" w:type="dxa"/>
-              <w:left w:w="100.0" w:type="dxa"/>
-              <w:bottom w:w="100.0" w:type="dxa"/>
-              <w:right w:w="100.0" w:type="dxa"/>
-            </w:tcMar>
-            <w:vAlign w:val="top"/>
-          </w:tcPr>
-          <w:p>
-            <w:pPr>
-              <w:widowControl w:val="0"/>
-              <w:spacing w:line="240" w:lineRule="auto"/>
-              <w:rPr/>
-            </w:pPr>
-            <w:r>
-              <w:rPr>
-                <w:rtl w:val="0"/>
-              </w:rPr>
-              <w:t xml:space="preserve">Preliminary isotope analyses</w:t>
-            </w:r>
-          </w:p>
-        </w:tc>
-        <w:tc>
-          <w:tcPr>
-            <w:shd w:fill="auto" w:val="clear"/>
-            <w:tcMar>
-              <w:top w:w="100.0" w:type="dxa"/>
-              <w:left w:w="100.0" w:type="dxa"/>
-              <w:bottom w:w="100.0" w:type="dxa"/>
-              <w:right w:w="100.0" w:type="dxa"/>
-            </w:tcMar>
-            <w:vAlign w:val="top"/>
-          </w:tcPr>
-          <w:p>
-            <w:pPr>
-              <w:widowControl w:val="0"/>
-              <w:spacing w:line="240" w:lineRule="auto"/>
-              <w:rPr/>
-            </w:pPr>
-            <w:r>
-              <w:rPr>
-                <w:rtl w:val="0"/>
-              </w:rPr>
-              <w:t xml:space="preserve">Taylor</w:t>
+              <w:t xml:space="preserve">Jan - June</w:t>
+            </w:r>
+          </w:p>
+        </w:tc>
+        <w:tc>
+          <w:tcPr>
+            <w:shd w:fill="auto" w:val="clear"/>
+            <w:tcMar>
+              <w:top w:w="100.0" w:type="dxa"/>
+              <w:left w:w="100.0" w:type="dxa"/>
+              <w:bottom w:w="100.0" w:type="dxa"/>
+              <w:right w:w="100.0" w:type="dxa"/>
+            </w:tcMar>
+            <w:vAlign w:val="top"/>
+          </w:tcPr>
+          <w:p>
+            <w:pPr>
+              <w:widowControl w:val="0"/>
+              <w:spacing w:line="240" w:lineRule="auto"/>
+              <w:rPr/>
+            </w:pPr>
+            <w:r>
+              <w:rPr>
+                <w:rtl w:val="0"/>
+              </w:rPr>
+              <w:t xml:space="preserve">2025</w:t>
+            </w:r>
+          </w:p>
+        </w:tc>
+        <w:tc>
+          <w:tcPr>
+            <w:shd w:fill="auto" w:val="clear"/>
+            <w:tcMar>
+              <w:top w:w="100.0" w:type="dxa"/>
+              <w:left w:w="100.0" w:type="dxa"/>
+              <w:bottom w:w="100.0" w:type="dxa"/>
+              <w:right w:w="100.0" w:type="dxa"/>
+            </w:tcMar>
+            <w:vAlign w:val="top"/>
+          </w:tcPr>
+          <w:p>
+            <w:pPr>
+              <w:widowControl w:val="0"/>
+              <w:spacing w:line="240" w:lineRule="auto"/>
+              <w:rPr/>
+            </w:pPr>
+            <w:r>
+              <w:rPr>
+                <w:rtl w:val="0"/>
+              </w:rPr>
+              <w:t xml:space="preserve">PI Meeting Seattle</w:t>
+            </w:r>
+          </w:p>
+        </w:tc>
+        <w:tc>
+          <w:tcPr>
+            <w:shd w:fill="auto" w:val="clear"/>
+            <w:tcMar>
+              <w:top w:w="100.0" w:type="dxa"/>
+              <w:left w:w="100.0" w:type="dxa"/>
+              <w:bottom w:w="100.0" w:type="dxa"/>
+              <w:right w:w="100.0" w:type="dxa"/>
+            </w:tcMar>
+            <w:vAlign w:val="top"/>
+          </w:tcPr>
+          <w:p>
+            <w:pPr>
+              <w:widowControl w:val="0"/>
+              <w:spacing w:line="240" w:lineRule="auto"/>
+              <w:rPr/>
+            </w:pPr>
+            <w:r>
+              <w:rPr>
+                <w:rtl w:val="0"/>
+              </w:rPr>
+              <w:t xml:space="preserve">All</w:t>
             </w:r>
           </w:p>
         </w:tc>
@@ -2058,32 +2073,32 @@
               <w:rPr>
                 <w:rtl w:val="0"/>
               </w:rPr>
-              <w:t xml:space="preserve">Preliminary plausible ages for PSS</w:t>
-            </w:r>
-          </w:p>
-        </w:tc>
-        <w:tc>
-          <w:tcPr>
-            <w:shd w:fill="auto" w:val="clear"/>
-            <w:tcMar>
-              <w:top w:w="100.0" w:type="dxa"/>
-              <w:left w:w="100.0" w:type="dxa"/>
-              <w:bottom w:w="100.0" w:type="dxa"/>
-              <w:right w:w="100.0" w:type="dxa"/>
-            </w:tcMar>
-            <w:vAlign w:val="top"/>
-          </w:tcPr>
-          <w:p>
-            <w:pPr>
-              <w:widowControl w:val="0"/>
-              <w:spacing w:line="240" w:lineRule="auto"/>
-              <w:rPr/>
-            </w:pPr>
-            <w:r>
-              <w:rPr>
-                <w:rtl w:val="0"/>
-              </w:rPr>
-              <w:t xml:space="preserve">Allen</w:t>
+              <w:t xml:space="preserve">Continue AMS/Isotopes as needed</w:t>
+            </w:r>
+          </w:p>
+        </w:tc>
+        <w:tc>
+          <w:tcPr>
+            <w:shd w:fill="auto" w:val="clear"/>
+            <w:tcMar>
+              <w:top w:w="100.0" w:type="dxa"/>
+              <w:left w:w="100.0" w:type="dxa"/>
+              <w:bottom w:w="100.0" w:type="dxa"/>
+              <w:right w:w="100.0" w:type="dxa"/>
+            </w:tcMar>
+            <w:vAlign w:val="top"/>
+          </w:tcPr>
+          <w:p>
+            <w:pPr>
+              <w:widowControl w:val="0"/>
+              <w:spacing w:line="240" w:lineRule="auto"/>
+              <w:rPr/>
+            </w:pPr>
+            <w:r>
+              <w:rPr>
+                <w:rtl w:val="0"/>
+              </w:rPr>
+              <w:t xml:space="preserve">Taylor</w:t>
             </w:r>
           </w:p>
         </w:tc>
@@ -2162,32 +2177,32 @@
               <w:rPr>
                 <w:rtl w:val="0"/>
               </w:rPr>
-              <w:t xml:space="preserve">Develop M analytics</w:t>
-            </w:r>
-          </w:p>
-        </w:tc>
-        <w:tc>
-          <w:tcPr>
-            <w:shd w:fill="auto" w:val="clear"/>
-            <w:tcMar>
-              <w:top w:w="100.0" w:type="dxa"/>
-              <w:left w:w="100.0" w:type="dxa"/>
-              <w:bottom w:w="100.0" w:type="dxa"/>
-              <w:right w:w="100.0" w:type="dxa"/>
-            </w:tcMar>
-            <w:vAlign w:val="top"/>
-          </w:tcPr>
-          <w:p>
-            <w:pPr>
-              <w:widowControl w:val="0"/>
-              <w:spacing w:line="240" w:lineRule="auto"/>
-              <w:rPr/>
-            </w:pPr>
-            <w:r>
-              <w:rPr>
-                <w:rtl w:val="0"/>
-              </w:rPr>
-              <w:t xml:space="preserve">Cindy</w:t>
+              <w:t xml:space="preserve">Preliminary 14C chronology analyses</w:t>
+            </w:r>
+          </w:p>
+        </w:tc>
+        <w:tc>
+          <w:tcPr>
+            <w:shd w:fill="auto" w:val="clear"/>
+            <w:tcMar>
+              <w:top w:w="100.0" w:type="dxa"/>
+              <w:left w:w="100.0" w:type="dxa"/>
+              <w:bottom w:w="100.0" w:type="dxa"/>
+              <w:right w:w="100.0" w:type="dxa"/>
+            </w:tcMar>
+            <w:vAlign w:val="top"/>
+          </w:tcPr>
+          <w:p>
+            <w:pPr>
+              <w:widowControl w:val="0"/>
+              <w:spacing w:line="240" w:lineRule="auto"/>
+              <w:rPr/>
+            </w:pPr>
+            <w:r>
+              <w:rPr>
+                <w:rtl w:val="0"/>
+              </w:rPr>
+              <w:t xml:space="preserve">Allen/Bruce</w:t>
             </w:r>
           </w:p>
         </w:tc>
@@ -2266,32 +2281,32 @@
               <w:rPr>
                 <w:rtl w:val="0"/>
               </w:rPr>
-              <w:t xml:space="preserve">Pre-screen DLM methods</w:t>
-            </w:r>
-          </w:p>
-        </w:tc>
-        <w:tc>
-          <w:tcPr>
-            <w:shd w:fill="auto" w:val="clear"/>
-            <w:tcMar>
-              <w:top w:w="100.0" w:type="dxa"/>
-              <w:left w:w="100.0" w:type="dxa"/>
-              <w:bottom w:w="100.0" w:type="dxa"/>
-              <w:right w:w="100.0" w:type="dxa"/>
-            </w:tcMar>
-            <w:vAlign w:val="top"/>
-          </w:tcPr>
-          <w:p>
-            <w:pPr>
-              <w:widowControl w:val="0"/>
-              <w:spacing w:line="240" w:lineRule="auto"/>
-              <w:rPr/>
-            </w:pPr>
-            <w:r>
-              <w:rPr>
-                <w:rtl w:val="0"/>
-              </w:rPr>
-              <w:t xml:space="preserve">Cindy</w:t>
+              <w:t xml:space="preserve">Preliminary isotope analyses</w:t>
+            </w:r>
+          </w:p>
+        </w:tc>
+        <w:tc>
+          <w:tcPr>
+            <w:shd w:fill="auto" w:val="clear"/>
+            <w:tcMar>
+              <w:top w:w="100.0" w:type="dxa"/>
+              <w:left w:w="100.0" w:type="dxa"/>
+              <w:bottom w:w="100.0" w:type="dxa"/>
+              <w:right w:w="100.0" w:type="dxa"/>
+            </w:tcMar>
+            <w:vAlign w:val="top"/>
+          </w:tcPr>
+          <w:p>
+            <w:pPr>
+              <w:widowControl w:val="0"/>
+              <w:spacing w:line="240" w:lineRule="auto"/>
+              <w:rPr/>
+            </w:pPr>
+            <w:r>
+              <w:rPr>
+                <w:rtl w:val="0"/>
+              </w:rPr>
+              <w:t xml:space="preserve">Taylor</w:t>
             </w:r>
           </w:p>
         </w:tc>
@@ -2370,32 +2385,32 @@
               <w:rPr>
                 <w:rtl w:val="0"/>
               </w:rPr>
-              <w:t xml:space="preserve">Biannual Report</w:t>
-            </w:r>
-          </w:p>
-        </w:tc>
-        <w:tc>
-          <w:tcPr>
-            <w:shd w:fill="auto" w:val="clear"/>
-            <w:tcMar>
-              <w:top w:w="100.0" w:type="dxa"/>
-              <w:left w:w="100.0" w:type="dxa"/>
-              <w:bottom w:w="100.0" w:type="dxa"/>
-              <w:right w:w="100.0" w:type="dxa"/>
-            </w:tcMar>
-            <w:vAlign w:val="top"/>
-          </w:tcPr>
-          <w:p>
-            <w:pPr>
-              <w:widowControl w:val="0"/>
-              <w:spacing w:line="240" w:lineRule="auto"/>
-              <w:rPr/>
-            </w:pPr>
-            <w:r>
-              <w:rPr>
-                <w:rtl w:val="0"/>
-              </w:rPr>
-              <w:t xml:space="preserve">Cindy</w:t>
+              <w:t xml:space="preserve">Preliminary plausible ages for PSS</w:t>
+            </w:r>
+          </w:p>
+        </w:tc>
+        <w:tc>
+          <w:tcPr>
+            <w:shd w:fill="auto" w:val="clear"/>
+            <w:tcMar>
+              <w:top w:w="100.0" w:type="dxa"/>
+              <w:left w:w="100.0" w:type="dxa"/>
+              <w:bottom w:w="100.0" w:type="dxa"/>
+              <w:right w:w="100.0" w:type="dxa"/>
+            </w:tcMar>
+            <w:vAlign w:val="top"/>
+          </w:tcPr>
+          <w:p>
+            <w:pPr>
+              <w:widowControl w:val="0"/>
+              <w:spacing w:line="240" w:lineRule="auto"/>
+              <w:rPr/>
+            </w:pPr>
+            <w:r>
+              <w:rPr>
+                <w:rtl w:val="0"/>
+              </w:rPr>
+              <w:t xml:space="preserve">Allen/Bruce</w:t>
             </w:r>
           </w:p>
         </w:tc>
@@ -2426,82 +2441,80 @@
               <w:rPr>
                 <w:rtl w:val="0"/>
               </w:rPr>
-              <w:t xml:space="preserve">July - Dec</w:t>
-            </w:r>
-          </w:p>
-        </w:tc>
-        <w:tc>
-          <w:tcPr>
-            <w:shd w:fill="auto" w:val="clear"/>
-            <w:tcMar>
-              <w:top w:w="100.0" w:type="dxa"/>
-              <w:left w:w="100.0" w:type="dxa"/>
-              <w:bottom w:w="100.0" w:type="dxa"/>
-              <w:right w:w="100.0" w:type="dxa"/>
-            </w:tcMar>
-            <w:vAlign w:val="top"/>
-          </w:tcPr>
-          <w:p>
-            <w:pPr>
-              <w:widowControl w:val="0"/>
-              <w:spacing w:line="240" w:lineRule="auto"/>
-              <w:rPr/>
-            </w:pPr>
-            <w:r>
-              <w:rPr>
-                <w:rtl w:val="0"/>
-              </w:rPr>
-              <w:t xml:space="preserve">2025</w:t>
-            </w:r>
-          </w:p>
-        </w:tc>
-        <w:tc>
-          <w:tcPr>
-            <w:shd w:fill="auto" w:val="clear"/>
-            <w:tcMar>
-              <w:top w:w="100.0" w:type="dxa"/>
-              <w:left w:w="100.0" w:type="dxa"/>
-              <w:bottom w:w="100.0" w:type="dxa"/>
-              <w:right w:w="100.0" w:type="dxa"/>
-            </w:tcMar>
-            <w:vAlign w:val="top"/>
-          </w:tcPr>
-          <w:p>
-            <w:pPr>
-              <w:widowControl w:val="0"/>
-              <w:spacing w:line="240" w:lineRule="auto"/>
-              <w:rPr/>
-            </w:pPr>
-            <w:r>
-              <w:rPr>
-                <w:rtl w:val="0"/>
-              </w:rPr>
-              <w:t xml:space="preserve">Finalize C14 chronology</w:t>
-            </w:r>
-          </w:p>
-        </w:tc>
-        <w:tc>
-          <w:tcPr>
-            <w:shd w:fill="auto" w:val="clear"/>
-            <w:tcMar>
-              <w:top w:w="100.0" w:type="dxa"/>
-              <w:left w:w="100.0" w:type="dxa"/>
-              <w:bottom w:w="100.0" w:type="dxa"/>
-              <w:right w:w="100.0" w:type="dxa"/>
-            </w:tcMar>
-            <w:vAlign w:val="top"/>
-          </w:tcPr>
-          <w:p>
-            <w:pPr>
-              <w:widowControl w:val="0"/>
-              <w:spacing w:line="240" w:lineRule="auto"/>
-              <w:rPr/>
-            </w:pPr>
-            <w:r>
-              <w:rPr>
-                <w:rtl w:val="0"/>
-              </w:rPr>
-              <w:t xml:space="preserve">Allen/Bruce</w:t>
+            </w:r>
+          </w:p>
+        </w:tc>
+        <w:tc>
+          <w:tcPr>
+            <w:shd w:fill="auto" w:val="clear"/>
+            <w:tcMar>
+              <w:top w:w="100.0" w:type="dxa"/>
+              <w:left w:w="100.0" w:type="dxa"/>
+              <w:bottom w:w="100.0" w:type="dxa"/>
+              <w:right w:w="100.0" w:type="dxa"/>
+            </w:tcMar>
+            <w:vAlign w:val="top"/>
+          </w:tcPr>
+          <w:p>
+            <w:pPr>
+              <w:widowControl w:val="0"/>
+              <w:spacing w:line="240" w:lineRule="auto"/>
+              <w:rPr/>
+            </w:pPr>
+            <w:r>
+              <w:rPr>
+                <w:rtl w:val="0"/>
+              </w:rPr>
+            </w:r>
+          </w:p>
+        </w:tc>
+        <w:tc>
+          <w:tcPr>
+            <w:shd w:fill="auto" w:val="clear"/>
+            <w:tcMar>
+              <w:top w:w="100.0" w:type="dxa"/>
+              <w:left w:w="100.0" w:type="dxa"/>
+              <w:bottom w:w="100.0" w:type="dxa"/>
+              <w:right w:w="100.0" w:type="dxa"/>
+            </w:tcMar>
+            <w:vAlign w:val="top"/>
+          </w:tcPr>
+          <w:p>
+            <w:pPr>
+              <w:widowControl w:val="0"/>
+              <w:spacing w:line="240" w:lineRule="auto"/>
+              <w:rPr/>
+            </w:pPr>
+            <w:r>
+              <w:rPr>
+                <w:rtl w:val="0"/>
+              </w:rPr>
+              <w:t xml:space="preserve">Develop M analytics</w:t>
+            </w:r>
+          </w:p>
+        </w:tc>
+        <w:tc>
+          <w:tcPr>
+            <w:shd w:fill="auto" w:val="clear"/>
+            <w:tcMar>
+              <w:top w:w="100.0" w:type="dxa"/>
+              <w:left w:w="100.0" w:type="dxa"/>
+              <w:bottom w:w="100.0" w:type="dxa"/>
+              <w:right w:w="100.0" w:type="dxa"/>
+            </w:tcMar>
+            <w:vAlign w:val="top"/>
+          </w:tcPr>
+          <w:p>
+            <w:pPr>
+              <w:widowControl w:val="0"/>
+              <w:spacing w:line="240" w:lineRule="auto"/>
+              <w:rPr/>
+            </w:pPr>
+            <w:r>
+              <w:rPr>
+                <w:rtl w:val="0"/>
+              </w:rPr>
+              <w:t xml:space="preserve">Cindy</w:t>
             </w:r>
           </w:p>
         </w:tc>
@@ -2580,32 +2593,32 @@
               <w:rPr>
                 <w:rtl w:val="0"/>
               </w:rPr>
-              <w:t xml:space="preserve">Finalize Isotope analyses</w:t>
-            </w:r>
-          </w:p>
-        </w:tc>
-        <w:tc>
-          <w:tcPr>
-            <w:shd w:fill="auto" w:val="clear"/>
-            <w:tcMar>
-              <w:top w:w="100.0" w:type="dxa"/>
-              <w:left w:w="100.0" w:type="dxa"/>
-              <w:bottom w:w="100.0" w:type="dxa"/>
-              <w:right w:w="100.0" w:type="dxa"/>
-            </w:tcMar>
-            <w:vAlign w:val="top"/>
-          </w:tcPr>
-          <w:p>
-            <w:pPr>
-              <w:widowControl w:val="0"/>
-              <w:spacing w:line="240" w:lineRule="auto"/>
-              <w:rPr/>
-            </w:pPr>
-            <w:r>
-              <w:rPr>
-                <w:rtl w:val="0"/>
-              </w:rPr>
-              <w:t xml:space="preserve">Taylor</w:t>
+              <w:t xml:space="preserve">Pre-screen DLM methods</w:t>
+            </w:r>
+          </w:p>
+        </w:tc>
+        <w:tc>
+          <w:tcPr>
+            <w:shd w:fill="auto" w:val="clear"/>
+            <w:tcMar>
+              <w:top w:w="100.0" w:type="dxa"/>
+              <w:left w:w="100.0" w:type="dxa"/>
+              <w:bottom w:w="100.0" w:type="dxa"/>
+              <w:right w:w="100.0" w:type="dxa"/>
+            </w:tcMar>
+            <w:vAlign w:val="top"/>
+          </w:tcPr>
+          <w:p>
+            <w:pPr>
+              <w:widowControl w:val="0"/>
+              <w:spacing w:line="240" w:lineRule="auto"/>
+              <w:rPr/>
+            </w:pPr>
+            <w:r>
+              <w:rPr>
+                <w:rtl w:val="0"/>
+              </w:rPr>
+              <w:t xml:space="preserve">Cindy</w:t>
             </w:r>
           </w:p>
         </w:tc>
@@ -2684,32 +2697,32 @@
               <w:rPr>
                 <w:rtl w:val="0"/>
               </w:rPr>
-              <w:t xml:space="preserve">Finalize plausible ages for PSS</w:t>
-            </w:r>
-          </w:p>
-        </w:tc>
-        <w:tc>
-          <w:tcPr>
-            <w:shd w:fill="auto" w:val="clear"/>
-            <w:tcMar>
-              <w:top w:w="100.0" w:type="dxa"/>
-              <w:left w:w="100.0" w:type="dxa"/>
-              <w:bottom w:w="100.0" w:type="dxa"/>
-              <w:right w:w="100.0" w:type="dxa"/>
-            </w:tcMar>
-            <w:vAlign w:val="top"/>
-          </w:tcPr>
-          <w:p>
-            <w:pPr>
-              <w:widowControl w:val="0"/>
-              <w:spacing w:line="240" w:lineRule="auto"/>
-              <w:rPr/>
-            </w:pPr>
-            <w:r>
-              <w:rPr>
-                <w:rtl w:val="0"/>
-              </w:rPr>
-              <w:t xml:space="preserve">Allen</w:t>
+              <w:t xml:space="preserve">Biannual Report</w:t>
+            </w:r>
+          </w:p>
+        </w:tc>
+        <w:tc>
+          <w:tcPr>
+            <w:shd w:fill="auto" w:val="clear"/>
+            <w:tcMar>
+              <w:top w:w="100.0" w:type="dxa"/>
+              <w:left w:w="100.0" w:type="dxa"/>
+              <w:bottom w:w="100.0" w:type="dxa"/>
+              <w:right w:w="100.0" w:type="dxa"/>
+            </w:tcMar>
+            <w:vAlign w:val="top"/>
+          </w:tcPr>
+          <w:p>
+            <w:pPr>
+              <w:widowControl w:val="0"/>
+              <w:spacing w:line="240" w:lineRule="auto"/>
+              <w:rPr/>
+            </w:pPr>
+            <w:r>
+              <w:rPr>
+                <w:rtl w:val="0"/>
+              </w:rPr>
+              <w:t xml:space="preserve">Cindy</w:t>
             </w:r>
           </w:p>
         </w:tc>
@@ -2740,80 +2753,82 @@
               <w:rPr>
                 <w:rtl w:val="0"/>
               </w:rPr>
-            </w:r>
-          </w:p>
-        </w:tc>
-        <w:tc>
-          <w:tcPr>
-            <w:shd w:fill="auto" w:val="clear"/>
-            <w:tcMar>
-              <w:top w:w="100.0" w:type="dxa"/>
-              <w:left w:w="100.0" w:type="dxa"/>
-              <w:bottom w:w="100.0" w:type="dxa"/>
-              <w:right w:w="100.0" w:type="dxa"/>
-            </w:tcMar>
-            <w:vAlign w:val="top"/>
-          </w:tcPr>
-          <w:p>
-            <w:pPr>
-              <w:widowControl w:val="0"/>
-              <w:spacing w:line="240" w:lineRule="auto"/>
-              <w:rPr/>
-            </w:pPr>
-            <w:r>
-              <w:rPr>
-                <w:rtl w:val="0"/>
-              </w:rPr>
-            </w:r>
-          </w:p>
-        </w:tc>
-        <w:tc>
-          <w:tcPr>
-            <w:shd w:fill="auto" w:val="clear"/>
-            <w:tcMar>
-              <w:top w:w="100.0" w:type="dxa"/>
-              <w:left w:w="100.0" w:type="dxa"/>
-              <w:bottom w:w="100.0" w:type="dxa"/>
-              <w:right w:w="100.0" w:type="dxa"/>
-            </w:tcMar>
-            <w:vAlign w:val="top"/>
-          </w:tcPr>
-          <w:p>
-            <w:pPr>
-              <w:widowControl w:val="0"/>
-              <w:spacing w:line="240" w:lineRule="auto"/>
-              <w:rPr/>
-            </w:pPr>
-            <w:r>
-              <w:rPr>
-                <w:rtl w:val="0"/>
-              </w:rPr>
-              <w:t xml:space="preserve">Complete M analytics</w:t>
-            </w:r>
-          </w:p>
-        </w:tc>
-        <w:tc>
-          <w:tcPr>
-            <w:shd w:fill="auto" w:val="clear"/>
-            <w:tcMar>
-              <w:top w:w="100.0" w:type="dxa"/>
-              <w:left w:w="100.0" w:type="dxa"/>
-              <w:bottom w:w="100.0" w:type="dxa"/>
-              <w:right w:w="100.0" w:type="dxa"/>
-            </w:tcMar>
-            <w:vAlign w:val="top"/>
-          </w:tcPr>
-          <w:p>
-            <w:pPr>
-              <w:widowControl w:val="0"/>
-              <w:spacing w:line="240" w:lineRule="auto"/>
-              <w:rPr/>
-            </w:pPr>
-            <w:r>
-              <w:rPr>
-                <w:rtl w:val="0"/>
-              </w:rPr>
-              <w:t xml:space="preserve">Cindy</w:t>
+              <w:t xml:space="preserve">July - Dec</w:t>
+            </w:r>
+          </w:p>
+        </w:tc>
+        <w:tc>
+          <w:tcPr>
+            <w:shd w:fill="auto" w:val="clear"/>
+            <w:tcMar>
+              <w:top w:w="100.0" w:type="dxa"/>
+              <w:left w:w="100.0" w:type="dxa"/>
+              <w:bottom w:w="100.0" w:type="dxa"/>
+              <w:right w:w="100.0" w:type="dxa"/>
+            </w:tcMar>
+            <w:vAlign w:val="top"/>
+          </w:tcPr>
+          <w:p>
+            <w:pPr>
+              <w:widowControl w:val="0"/>
+              <w:spacing w:line="240" w:lineRule="auto"/>
+              <w:rPr/>
+            </w:pPr>
+            <w:r>
+              <w:rPr>
+                <w:rtl w:val="0"/>
+              </w:rPr>
+              <w:t xml:space="preserve">2025</w:t>
+            </w:r>
+          </w:p>
+        </w:tc>
+        <w:tc>
+          <w:tcPr>
+            <w:shd w:fill="auto" w:val="clear"/>
+            <w:tcMar>
+              <w:top w:w="100.0" w:type="dxa"/>
+              <w:left w:w="100.0" w:type="dxa"/>
+              <w:bottom w:w="100.0" w:type="dxa"/>
+              <w:right w:w="100.0" w:type="dxa"/>
+            </w:tcMar>
+            <w:vAlign w:val="top"/>
+          </w:tcPr>
+          <w:p>
+            <w:pPr>
+              <w:widowControl w:val="0"/>
+              <w:spacing w:line="240" w:lineRule="auto"/>
+              <w:rPr/>
+            </w:pPr>
+            <w:r>
+              <w:rPr>
+                <w:rtl w:val="0"/>
+              </w:rPr>
+              <w:t xml:space="preserve">Finalize 14C chronology</w:t>
+            </w:r>
+          </w:p>
+        </w:tc>
+        <w:tc>
+          <w:tcPr>
+            <w:shd w:fill="auto" w:val="clear"/>
+            <w:tcMar>
+              <w:top w:w="100.0" w:type="dxa"/>
+              <w:left w:w="100.0" w:type="dxa"/>
+              <w:bottom w:w="100.0" w:type="dxa"/>
+              <w:right w:w="100.0" w:type="dxa"/>
+            </w:tcMar>
+            <w:vAlign w:val="top"/>
+          </w:tcPr>
+          <w:p>
+            <w:pPr>
+              <w:widowControl w:val="0"/>
+              <w:spacing w:line="240" w:lineRule="auto"/>
+              <w:rPr/>
+            </w:pPr>
+            <w:r>
+              <w:rPr>
+                <w:rtl w:val="0"/>
+              </w:rPr>
+              <w:t xml:space="preserve">Allen/Bruce</w:t>
             </w:r>
           </w:p>
         </w:tc>
@@ -2892,32 +2907,32 @@
               <w:rPr>
                 <w:rtl w:val="0"/>
               </w:rPr>
-              <w:t xml:space="preserve">Evaluate DLM approaches</w:t>
-            </w:r>
-          </w:p>
-        </w:tc>
-        <w:tc>
-          <w:tcPr>
-            <w:shd w:fill="auto" w:val="clear"/>
-            <w:tcMar>
-              <w:top w:w="100.0" w:type="dxa"/>
-              <w:left w:w="100.0" w:type="dxa"/>
-              <w:bottom w:w="100.0" w:type="dxa"/>
-              <w:right w:w="100.0" w:type="dxa"/>
-            </w:tcMar>
-            <w:vAlign w:val="top"/>
-          </w:tcPr>
-          <w:p>
-            <w:pPr>
-              <w:widowControl w:val="0"/>
-              <w:spacing w:line="240" w:lineRule="auto"/>
-              <w:rPr/>
-            </w:pPr>
-            <w:r>
-              <w:rPr>
-                <w:rtl w:val="0"/>
-              </w:rPr>
-              <w:t xml:space="preserve">Cindy</w:t>
+              <w:t xml:space="preserve">Finalize Isotope analyses</w:t>
+            </w:r>
+          </w:p>
+        </w:tc>
+        <w:tc>
+          <w:tcPr>
+            <w:shd w:fill="auto" w:val="clear"/>
+            <w:tcMar>
+              <w:top w:w="100.0" w:type="dxa"/>
+              <w:left w:w="100.0" w:type="dxa"/>
+              <w:bottom w:w="100.0" w:type="dxa"/>
+              <w:right w:w="100.0" w:type="dxa"/>
+            </w:tcMar>
+            <w:vAlign w:val="top"/>
+          </w:tcPr>
+          <w:p>
+            <w:pPr>
+              <w:widowControl w:val="0"/>
+              <w:spacing w:line="240" w:lineRule="auto"/>
+              <w:rPr/>
+            </w:pPr>
+            <w:r>
+              <w:rPr>
+                <w:rtl w:val="0"/>
+              </w:rPr>
+              <w:t xml:space="preserve">Taylor</w:t>
             </w:r>
           </w:p>
         </w:tc>
@@ -2996,32 +3011,32 @@
               <w:rPr>
                 <w:rtl w:val="0"/>
               </w:rPr>
-              <w:t xml:space="preserve">Biannual Report</w:t>
-            </w:r>
-          </w:p>
-        </w:tc>
-        <w:tc>
-          <w:tcPr>
-            <w:shd w:fill="auto" w:val="clear"/>
-            <w:tcMar>
-              <w:top w:w="100.0" w:type="dxa"/>
-              <w:left w:w="100.0" w:type="dxa"/>
-              <w:bottom w:w="100.0" w:type="dxa"/>
-              <w:right w:w="100.0" w:type="dxa"/>
-            </w:tcMar>
-            <w:vAlign w:val="top"/>
-          </w:tcPr>
-          <w:p>
-            <w:pPr>
-              <w:widowControl w:val="0"/>
-              <w:spacing w:line="240" w:lineRule="auto"/>
-              <w:rPr/>
-            </w:pPr>
-            <w:r>
-              <w:rPr>
-                <w:rtl w:val="0"/>
-              </w:rPr>
-              <w:t xml:space="preserve">Cindy</w:t>
+              <w:t xml:space="preserve">Finalize plausible ages for PSS</w:t>
+            </w:r>
+          </w:p>
+        </w:tc>
+        <w:tc>
+          <w:tcPr>
+            <w:shd w:fill="auto" w:val="clear"/>
+            <w:tcMar>
+              <w:top w:w="100.0" w:type="dxa"/>
+              <w:left w:w="100.0" w:type="dxa"/>
+              <w:bottom w:w="100.0" w:type="dxa"/>
+              <w:right w:w="100.0" w:type="dxa"/>
+            </w:tcMar>
+            <w:vAlign w:val="top"/>
+          </w:tcPr>
+          <w:p>
+            <w:pPr>
+              <w:widowControl w:val="0"/>
+              <w:spacing w:line="240" w:lineRule="auto"/>
+              <w:rPr/>
+            </w:pPr>
+            <w:r>
+              <w:rPr>
+                <w:rtl w:val="0"/>
+              </w:rPr>
+              <w:t xml:space="preserve">Allen/Bruce</w:t>
             </w:r>
           </w:p>
         </w:tc>
@@ -3052,82 +3067,80 @@
               <w:rPr>
                 <w:rtl w:val="0"/>
               </w:rPr>
-              <w:t xml:space="preserve">Jan</w:t>
-            </w:r>
-          </w:p>
-        </w:tc>
-        <w:tc>
-          <w:tcPr>
-            <w:shd w:fill="auto" w:val="clear"/>
-            <w:tcMar>
-              <w:top w:w="100.0" w:type="dxa"/>
-              <w:left w:w="100.0" w:type="dxa"/>
-              <w:bottom w:w="100.0" w:type="dxa"/>
-              <w:right w:w="100.0" w:type="dxa"/>
-            </w:tcMar>
-            <w:vAlign w:val="top"/>
-          </w:tcPr>
-          <w:p>
-            <w:pPr>
-              <w:widowControl w:val="0"/>
-              <w:spacing w:line="240" w:lineRule="auto"/>
-              <w:rPr/>
-            </w:pPr>
-            <w:r>
-              <w:rPr>
-                <w:rtl w:val="0"/>
-              </w:rPr>
-              <w:t xml:space="preserve">2026</w:t>
-            </w:r>
-          </w:p>
-        </w:tc>
-        <w:tc>
-          <w:tcPr>
-            <w:shd w:fill="auto" w:val="clear"/>
-            <w:tcMar>
-              <w:top w:w="100.0" w:type="dxa"/>
-              <w:left w:w="100.0" w:type="dxa"/>
-              <w:bottom w:w="100.0" w:type="dxa"/>
-              <w:right w:w="100.0" w:type="dxa"/>
-            </w:tcMar>
-            <w:vAlign w:val="top"/>
-          </w:tcPr>
-          <w:p>
-            <w:pPr>
-              <w:widowControl w:val="0"/>
-              <w:spacing w:line="240" w:lineRule="auto"/>
-              <w:rPr/>
-            </w:pPr>
-            <w:r>
-              <w:rPr>
-                <w:rtl w:val="0"/>
-              </w:rPr>
-              <w:t xml:space="preserve">Present to AMSS</w:t>
-            </w:r>
-          </w:p>
-        </w:tc>
-        <w:tc>
-          <w:tcPr>
-            <w:shd w:fill="auto" w:val="clear"/>
-            <w:tcMar>
-              <w:top w:w="100.0" w:type="dxa"/>
-              <w:left w:w="100.0" w:type="dxa"/>
-              <w:bottom w:w="100.0" w:type="dxa"/>
-              <w:right w:w="100.0" w:type="dxa"/>
-            </w:tcMar>
-            <w:vAlign w:val="top"/>
-          </w:tcPr>
-          <w:p>
-            <w:pPr>
-              <w:widowControl w:val="0"/>
-              <w:spacing w:line="240" w:lineRule="auto"/>
-              <w:rPr/>
-            </w:pPr>
-            <w:r>
-              <w:rPr>
-                <w:rtl w:val="0"/>
-              </w:rPr>
-              <w:t xml:space="preserve">Cindy (but up for grabs)</w:t>
+            </w:r>
+          </w:p>
+        </w:tc>
+        <w:tc>
+          <w:tcPr>
+            <w:shd w:fill="auto" w:val="clear"/>
+            <w:tcMar>
+              <w:top w:w="100.0" w:type="dxa"/>
+              <w:left w:w="100.0" w:type="dxa"/>
+              <w:bottom w:w="100.0" w:type="dxa"/>
+              <w:right w:w="100.0" w:type="dxa"/>
+            </w:tcMar>
+            <w:vAlign w:val="top"/>
+          </w:tcPr>
+          <w:p>
+            <w:pPr>
+              <w:widowControl w:val="0"/>
+              <w:spacing w:line="240" w:lineRule="auto"/>
+              <w:rPr/>
+            </w:pPr>
+            <w:r>
+              <w:rPr>
+                <w:rtl w:val="0"/>
+              </w:rPr>
+            </w:r>
+          </w:p>
+        </w:tc>
+        <w:tc>
+          <w:tcPr>
+            <w:shd w:fill="auto" w:val="clear"/>
+            <w:tcMar>
+              <w:top w:w="100.0" w:type="dxa"/>
+              <w:left w:w="100.0" w:type="dxa"/>
+              <w:bottom w:w="100.0" w:type="dxa"/>
+              <w:right w:w="100.0" w:type="dxa"/>
+            </w:tcMar>
+            <w:vAlign w:val="top"/>
+          </w:tcPr>
+          <w:p>
+            <w:pPr>
+              <w:widowControl w:val="0"/>
+              <w:spacing w:line="240" w:lineRule="auto"/>
+              <w:rPr/>
+            </w:pPr>
+            <w:r>
+              <w:rPr>
+                <w:rtl w:val="0"/>
+              </w:rPr>
+              <w:t xml:space="preserve">Complete M analytics</w:t>
+            </w:r>
+          </w:p>
+        </w:tc>
+        <w:tc>
+          <w:tcPr>
+            <w:shd w:fill="auto" w:val="clear"/>
+            <w:tcMar>
+              <w:top w:w="100.0" w:type="dxa"/>
+              <w:left w:w="100.0" w:type="dxa"/>
+              <w:bottom w:w="100.0" w:type="dxa"/>
+              <w:right w:w="100.0" w:type="dxa"/>
+            </w:tcMar>
+            <w:vAlign w:val="top"/>
+          </w:tcPr>
+          <w:p>
+            <w:pPr>
+              <w:widowControl w:val="0"/>
+              <w:spacing w:line="240" w:lineRule="auto"/>
+              <w:rPr/>
+            </w:pPr>
+            <w:r>
+              <w:rPr>
+                <w:rtl w:val="0"/>
+              </w:rPr>
+              <w:t xml:space="preserve">Cindy</w:t>
             </w:r>
           </w:p>
         </w:tc>
@@ -3206,32 +3219,32 @@
               <w:rPr>
                 <w:rtl w:val="0"/>
               </w:rPr>
-              <w:t xml:space="preserve">Complete ALL invoicing</w:t>
-            </w:r>
-          </w:p>
-        </w:tc>
-        <w:tc>
-          <w:tcPr>
-            <w:shd w:fill="auto" w:val="clear"/>
-            <w:tcMar>
-              <w:top w:w="100.0" w:type="dxa"/>
-              <w:left w:w="100.0" w:type="dxa"/>
-              <w:bottom w:w="100.0" w:type="dxa"/>
-              <w:right w:w="100.0" w:type="dxa"/>
-            </w:tcMar>
-            <w:vAlign w:val="top"/>
-          </w:tcPr>
-          <w:p>
-            <w:pPr>
-              <w:widowControl w:val="0"/>
-              <w:spacing w:line="240" w:lineRule="auto"/>
-              <w:rPr/>
-            </w:pPr>
-            <w:r>
-              <w:rPr>
-                <w:rtl w:val="0"/>
-              </w:rPr>
-              <w:t xml:space="preserve">All with budgets</w:t>
+              <w:t xml:space="preserve">Evaluate DLM approaches</w:t>
+            </w:r>
+          </w:p>
+        </w:tc>
+        <w:tc>
+          <w:tcPr>
+            <w:shd w:fill="auto" w:val="clear"/>
+            <w:tcMar>
+              <w:top w:w="100.0" w:type="dxa"/>
+              <w:left w:w="100.0" w:type="dxa"/>
+              <w:bottom w:w="100.0" w:type="dxa"/>
+              <w:right w:w="100.0" w:type="dxa"/>
+            </w:tcMar>
+            <w:vAlign w:val="top"/>
+          </w:tcPr>
+          <w:p>
+            <w:pPr>
+              <w:widowControl w:val="0"/>
+              <w:spacing w:line="240" w:lineRule="auto"/>
+              <w:rPr/>
+            </w:pPr>
+            <w:r>
+              <w:rPr>
+                <w:rtl w:val="0"/>
+              </w:rPr>
+              <w:t xml:space="preserve">Cindy</w:t>
             </w:r>
           </w:p>
         </w:tc>
@@ -3262,57 +3275,55 @@
               <w:rPr>
                 <w:rtl w:val="0"/>
               </w:rPr>
-              <w:t xml:space="preserve">Feb</w:t>
-            </w:r>
-          </w:p>
-        </w:tc>
-        <w:tc>
-          <w:tcPr>
-            <w:shd w:fill="auto" w:val="clear"/>
-            <w:tcMar>
-              <w:top w:w="100.0" w:type="dxa"/>
-              <w:left w:w="100.0" w:type="dxa"/>
-              <w:bottom w:w="100.0" w:type="dxa"/>
-              <w:right w:w="100.0" w:type="dxa"/>
-            </w:tcMar>
-            <w:vAlign w:val="top"/>
-          </w:tcPr>
-          <w:p>
-            <w:pPr>
-              <w:widowControl w:val="0"/>
-              <w:spacing w:line="240" w:lineRule="auto"/>
-              <w:rPr/>
-            </w:pPr>
-            <w:r>
-              <w:rPr>
-                <w:rtl w:val="0"/>
-              </w:rPr>
-              <w:t xml:space="preserve">2026</w:t>
-            </w:r>
-          </w:p>
-        </w:tc>
-        <w:tc>
-          <w:tcPr>
-            <w:shd w:fill="auto" w:val="clear"/>
-            <w:tcMar>
-              <w:top w:w="100.0" w:type="dxa"/>
-              <w:left w:w="100.0" w:type="dxa"/>
-              <w:bottom w:w="100.0" w:type="dxa"/>
-              <w:right w:w="100.0" w:type="dxa"/>
-            </w:tcMar>
-            <w:vAlign w:val="top"/>
-          </w:tcPr>
-          <w:p>
-            <w:pPr>
-              <w:widowControl w:val="0"/>
-              <w:spacing w:line="240" w:lineRule="auto"/>
-              <w:rPr/>
-            </w:pPr>
-            <w:r>
-              <w:rPr>
-                <w:rtl w:val="0"/>
-              </w:rPr>
-              <w:t xml:space="preserve">Final Report submission</w:t>
+            </w:r>
+          </w:p>
+        </w:tc>
+        <w:tc>
+          <w:tcPr>
+            <w:shd w:fill="auto" w:val="clear"/>
+            <w:tcMar>
+              <w:top w:w="100.0" w:type="dxa"/>
+              <w:left w:w="100.0" w:type="dxa"/>
+              <w:bottom w:w="100.0" w:type="dxa"/>
+              <w:right w:w="100.0" w:type="dxa"/>
+            </w:tcMar>
+            <w:vAlign w:val="top"/>
+          </w:tcPr>
+          <w:p>
+            <w:pPr>
+              <w:widowControl w:val="0"/>
+              <w:spacing w:line="240" w:lineRule="auto"/>
+              <w:rPr/>
+            </w:pPr>
+            <w:r>
+              <w:rPr>
+                <w:rtl w:val="0"/>
+              </w:rPr>
+            </w:r>
+          </w:p>
+        </w:tc>
+        <w:tc>
+          <w:tcPr>
+            <w:shd w:fill="auto" w:val="clear"/>
+            <w:tcMar>
+              <w:top w:w="100.0" w:type="dxa"/>
+              <w:left w:w="100.0" w:type="dxa"/>
+              <w:bottom w:w="100.0" w:type="dxa"/>
+              <w:right w:w="100.0" w:type="dxa"/>
+            </w:tcMar>
+            <w:vAlign w:val="top"/>
+          </w:tcPr>
+          <w:p>
+            <w:pPr>
+              <w:widowControl w:val="0"/>
+              <w:spacing w:line="240" w:lineRule="auto"/>
+              <w:rPr/>
+            </w:pPr>
+            <w:r>
+              <w:rPr>
+                <w:rtl w:val="0"/>
+              </w:rPr>
+              <w:t xml:space="preserve">Biannual Report</w:t>
             </w:r>
           </w:p>
         </w:tc>
@@ -3368,6 +3379,432 @@
               <w:rPr>
                 <w:rtl w:val="0"/>
               </w:rPr>
+              <w:t xml:space="preserve">Jan</w:t>
+            </w:r>
+          </w:p>
+        </w:tc>
+        <w:tc>
+          <w:tcPr>
+            <w:shd w:fill="auto" w:val="clear"/>
+            <w:tcMar>
+              <w:top w:w="100.0" w:type="dxa"/>
+              <w:left w:w="100.0" w:type="dxa"/>
+              <w:bottom w:w="100.0" w:type="dxa"/>
+              <w:right w:w="100.0" w:type="dxa"/>
+            </w:tcMar>
+            <w:vAlign w:val="top"/>
+          </w:tcPr>
+          <w:p>
+            <w:pPr>
+              <w:widowControl w:val="0"/>
+              <w:spacing w:line="240" w:lineRule="auto"/>
+              <w:rPr/>
+            </w:pPr>
+            <w:r>
+              <w:rPr>
+                <w:rtl w:val="0"/>
+              </w:rPr>
+              <w:t xml:space="preserve">2026</w:t>
+            </w:r>
+          </w:p>
+        </w:tc>
+        <w:tc>
+          <w:tcPr>
+            <w:shd w:fill="auto" w:val="clear"/>
+            <w:tcMar>
+              <w:top w:w="100.0" w:type="dxa"/>
+              <w:left w:w="100.0" w:type="dxa"/>
+              <w:bottom w:w="100.0" w:type="dxa"/>
+              <w:right w:w="100.0" w:type="dxa"/>
+            </w:tcMar>
+            <w:vAlign w:val="top"/>
+          </w:tcPr>
+          <w:p>
+            <w:pPr>
+              <w:widowControl w:val="0"/>
+              <w:spacing w:line="240" w:lineRule="auto"/>
+              <w:rPr/>
+            </w:pPr>
+            <w:r>
+              <w:rPr>
+                <w:rtl w:val="0"/>
+              </w:rPr>
+              <w:t xml:space="preserve">Present to AMSS</w:t>
+            </w:r>
+          </w:p>
+        </w:tc>
+        <w:tc>
+          <w:tcPr>
+            <w:shd w:fill="auto" w:val="clear"/>
+            <w:tcMar>
+              <w:top w:w="100.0" w:type="dxa"/>
+              <w:left w:w="100.0" w:type="dxa"/>
+              <w:bottom w:w="100.0" w:type="dxa"/>
+              <w:right w:w="100.0" w:type="dxa"/>
+            </w:tcMar>
+            <w:vAlign w:val="top"/>
+          </w:tcPr>
+          <w:p>
+            <w:pPr>
+              <w:widowControl w:val="0"/>
+              <w:spacing w:line="240" w:lineRule="auto"/>
+              <w:rPr/>
+            </w:pPr>
+            <w:r>
+              <w:rPr>
+                <w:rtl w:val="0"/>
+              </w:rPr>
+              <w:t xml:space="preserve">Cindy (but up for grabs)</w:t>
+            </w:r>
+          </w:p>
+        </w:tc>
+      </w:tr>
+      <w:tr>
+        <w:trPr>
+          <w:cantSplit w:val="0"/>
+          <w:tblHeader w:val="0"/>
+        </w:trPr>
+        <w:tc>
+          <w:tcPr>
+            <w:shd w:fill="auto" w:val="clear"/>
+            <w:tcMar>
+              <w:top w:w="100.0" w:type="dxa"/>
+              <w:left w:w="100.0" w:type="dxa"/>
+              <w:bottom w:w="100.0" w:type="dxa"/>
+              <w:right w:w="100.0" w:type="dxa"/>
+            </w:tcMar>
+            <w:vAlign w:val="top"/>
+          </w:tcPr>
+          <w:p>
+            <w:pPr>
+              <w:widowControl w:val="0"/>
+              <w:spacing w:line="240" w:lineRule="auto"/>
+              <w:rPr/>
+            </w:pPr>
+            <w:r>
+              <w:rPr>
+                <w:rtl w:val="0"/>
+              </w:rPr>
+            </w:r>
+          </w:p>
+        </w:tc>
+        <w:tc>
+          <w:tcPr>
+            <w:shd w:fill="auto" w:val="clear"/>
+            <w:tcMar>
+              <w:top w:w="100.0" w:type="dxa"/>
+              <w:left w:w="100.0" w:type="dxa"/>
+              <w:bottom w:w="100.0" w:type="dxa"/>
+              <w:right w:w="100.0" w:type="dxa"/>
+            </w:tcMar>
+            <w:vAlign w:val="top"/>
+          </w:tcPr>
+          <w:p>
+            <w:pPr>
+              <w:widowControl w:val="0"/>
+              <w:spacing w:line="240" w:lineRule="auto"/>
+              <w:rPr/>
+            </w:pPr>
+            <w:r>
+              <w:rPr>
+                <w:rtl w:val="0"/>
+              </w:rPr>
+            </w:r>
+          </w:p>
+        </w:tc>
+        <w:tc>
+          <w:tcPr>
+            <w:shd w:fill="auto" w:val="clear"/>
+            <w:tcMar>
+              <w:top w:w="100.0" w:type="dxa"/>
+              <w:left w:w="100.0" w:type="dxa"/>
+              <w:bottom w:w="100.0" w:type="dxa"/>
+              <w:right w:w="100.0" w:type="dxa"/>
+            </w:tcMar>
+            <w:vAlign w:val="top"/>
+          </w:tcPr>
+          <w:p>
+            <w:pPr>
+              <w:widowControl w:val="0"/>
+              <w:spacing w:line="240" w:lineRule="auto"/>
+              <w:rPr/>
+            </w:pPr>
+            <w:r>
+              <w:rPr>
+                <w:rtl w:val="0"/>
+              </w:rPr>
+              <w:t xml:space="preserve">Complete Research Workspace data and metadata requirements</w:t>
+            </w:r>
+          </w:p>
+        </w:tc>
+        <w:tc>
+          <w:tcPr>
+            <w:shd w:fill="auto" w:val="clear"/>
+            <w:tcMar>
+              <w:top w:w="100.0" w:type="dxa"/>
+              <w:left w:w="100.0" w:type="dxa"/>
+              <w:bottom w:w="100.0" w:type="dxa"/>
+              <w:right w:w="100.0" w:type="dxa"/>
+            </w:tcMar>
+            <w:vAlign w:val="top"/>
+          </w:tcPr>
+          <w:p>
+            <w:pPr>
+              <w:widowControl w:val="0"/>
+              <w:spacing w:line="240" w:lineRule="auto"/>
+              <w:rPr/>
+            </w:pPr>
+            <w:r>
+              <w:rPr>
+                <w:rtl w:val="0"/>
+              </w:rPr>
+              <w:t xml:space="preserve">Cindy</w:t>
+            </w:r>
+          </w:p>
+        </w:tc>
+      </w:tr>
+      <w:tr>
+        <w:trPr>
+          <w:cantSplit w:val="0"/>
+          <w:tblHeader w:val="0"/>
+        </w:trPr>
+        <w:tc>
+          <w:tcPr>
+            <w:shd w:fill="auto" w:val="clear"/>
+            <w:tcMar>
+              <w:top w:w="100.0" w:type="dxa"/>
+              <w:left w:w="100.0" w:type="dxa"/>
+              <w:bottom w:w="100.0" w:type="dxa"/>
+              <w:right w:w="100.0" w:type="dxa"/>
+            </w:tcMar>
+            <w:vAlign w:val="top"/>
+          </w:tcPr>
+          <w:p>
+            <w:pPr>
+              <w:widowControl w:val="0"/>
+              <w:spacing w:line="240" w:lineRule="auto"/>
+              <w:rPr/>
+            </w:pPr>
+            <w:r>
+              <w:rPr>
+                <w:rtl w:val="0"/>
+              </w:rPr>
+            </w:r>
+          </w:p>
+        </w:tc>
+        <w:tc>
+          <w:tcPr>
+            <w:shd w:fill="auto" w:val="clear"/>
+            <w:tcMar>
+              <w:top w:w="100.0" w:type="dxa"/>
+              <w:left w:w="100.0" w:type="dxa"/>
+              <w:bottom w:w="100.0" w:type="dxa"/>
+              <w:right w:w="100.0" w:type="dxa"/>
+            </w:tcMar>
+            <w:vAlign w:val="top"/>
+          </w:tcPr>
+          <w:p>
+            <w:pPr>
+              <w:widowControl w:val="0"/>
+              <w:spacing w:line="240" w:lineRule="auto"/>
+              <w:rPr/>
+            </w:pPr>
+            <w:r>
+              <w:rPr>
+                <w:rtl w:val="0"/>
+              </w:rPr>
+            </w:r>
+          </w:p>
+        </w:tc>
+        <w:tc>
+          <w:tcPr>
+            <w:shd w:fill="auto" w:val="clear"/>
+            <w:tcMar>
+              <w:top w:w="100.0" w:type="dxa"/>
+              <w:left w:w="100.0" w:type="dxa"/>
+              <w:bottom w:w="100.0" w:type="dxa"/>
+              <w:right w:w="100.0" w:type="dxa"/>
+            </w:tcMar>
+            <w:vAlign w:val="top"/>
+          </w:tcPr>
+          <w:p>
+            <w:pPr>
+              <w:widowControl w:val="0"/>
+              <w:spacing w:line="240" w:lineRule="auto"/>
+              <w:rPr>
+                <w:b w:val="1"/>
+              </w:rPr>
+            </w:pPr>
+            <w:r>
+              <w:rPr>
+                <w:b w:val="1"/>
+                <w:rtl w:val="0"/>
+              </w:rPr>
+              <w:t xml:space="preserve">Complete ALL invoicing</w:t>
+            </w:r>
+          </w:p>
+        </w:tc>
+        <w:tc>
+          <w:tcPr>
+            <w:shd w:fill="auto" w:val="clear"/>
+            <w:tcMar>
+              <w:top w:w="100.0" w:type="dxa"/>
+              <w:left w:w="100.0" w:type="dxa"/>
+              <w:bottom w:w="100.0" w:type="dxa"/>
+              <w:right w:w="100.0" w:type="dxa"/>
+            </w:tcMar>
+            <w:vAlign w:val="top"/>
+          </w:tcPr>
+          <w:p>
+            <w:pPr>
+              <w:widowControl w:val="0"/>
+              <w:spacing w:line="240" w:lineRule="auto"/>
+              <w:rPr>
+                <w:b w:val="1"/>
+              </w:rPr>
+            </w:pPr>
+            <w:r>
+              <w:rPr>
+                <w:b w:val="1"/>
+                <w:rtl w:val="0"/>
+              </w:rPr>
+              <w:t xml:space="preserve">All with budgets</w:t>
+            </w:r>
+          </w:p>
+        </w:tc>
+      </w:tr>
+      <w:tr>
+        <w:trPr>
+          <w:cantSplit w:val="0"/>
+          <w:tblHeader w:val="0"/>
+        </w:trPr>
+        <w:tc>
+          <w:tcPr>
+            <w:shd w:fill="auto" w:val="clear"/>
+            <w:tcMar>
+              <w:top w:w="100.0" w:type="dxa"/>
+              <w:left w:w="100.0" w:type="dxa"/>
+              <w:bottom w:w="100.0" w:type="dxa"/>
+              <w:right w:w="100.0" w:type="dxa"/>
+            </w:tcMar>
+            <w:vAlign w:val="top"/>
+          </w:tcPr>
+          <w:p>
+            <w:pPr>
+              <w:widowControl w:val="0"/>
+              <w:spacing w:line="240" w:lineRule="auto"/>
+              <w:rPr/>
+            </w:pPr>
+            <w:r>
+              <w:rPr>
+                <w:rtl w:val="0"/>
+              </w:rPr>
+              <w:t xml:space="preserve">Flex date</w:t>
+            </w:r>
+          </w:p>
+        </w:tc>
+        <w:tc>
+          <w:tcPr>
+            <w:shd w:fill="auto" w:val="clear"/>
+            <w:tcMar>
+              <w:top w:w="100.0" w:type="dxa"/>
+              <w:left w:w="100.0" w:type="dxa"/>
+              <w:bottom w:w="100.0" w:type="dxa"/>
+              <w:right w:w="100.0" w:type="dxa"/>
+            </w:tcMar>
+            <w:vAlign w:val="top"/>
+          </w:tcPr>
+          <w:p>
+            <w:pPr>
+              <w:widowControl w:val="0"/>
+              <w:spacing w:line="240" w:lineRule="auto"/>
+              <w:rPr/>
+            </w:pPr>
+            <w:r>
+              <w:rPr>
+                <w:rtl w:val="0"/>
+              </w:rPr>
+              <w:t xml:space="preserve">2026</w:t>
+            </w:r>
+          </w:p>
+        </w:tc>
+        <w:tc>
+          <w:tcPr>
+            <w:shd w:fill="auto" w:val="clear"/>
+            <w:tcMar>
+              <w:top w:w="100.0" w:type="dxa"/>
+              <w:left w:w="100.0" w:type="dxa"/>
+              <w:bottom w:w="100.0" w:type="dxa"/>
+              <w:right w:w="100.0" w:type="dxa"/>
+            </w:tcMar>
+            <w:vAlign w:val="top"/>
+          </w:tcPr>
+          <w:p>
+            <w:pPr>
+              <w:widowControl w:val="0"/>
+              <w:spacing w:line="240" w:lineRule="auto"/>
+              <w:rPr/>
+            </w:pPr>
+            <w:r>
+              <w:rPr>
+                <w:rtl w:val="0"/>
+              </w:rPr>
+              <w:t xml:space="preserve">Final Report submission</w:t>
+            </w:r>
+          </w:p>
+        </w:tc>
+        <w:tc>
+          <w:tcPr>
+            <w:shd w:fill="auto" w:val="clear"/>
+            <w:tcMar>
+              <w:top w:w="100.0" w:type="dxa"/>
+              <w:left w:w="100.0" w:type="dxa"/>
+              <w:bottom w:w="100.0" w:type="dxa"/>
+              <w:right w:w="100.0" w:type="dxa"/>
+            </w:tcMar>
+            <w:vAlign w:val="top"/>
+          </w:tcPr>
+          <w:p>
+            <w:pPr>
+              <w:widowControl w:val="0"/>
+              <w:spacing w:line="240" w:lineRule="auto"/>
+              <w:rPr/>
+            </w:pPr>
+            <w:r>
+              <w:rPr>
+                <w:rtl w:val="0"/>
+              </w:rPr>
+              <w:t xml:space="preserve">Cindy</w:t>
+            </w:r>
+          </w:p>
+        </w:tc>
+      </w:tr>
+      <w:tr>
+        <w:trPr>
+          <w:cantSplit w:val="0"/>
+          <w:tblHeader w:val="0"/>
+        </w:trPr>
+        <w:tc>
+          <w:tcPr>
+            <w:shd w:fill="auto" w:val="clear"/>
+            <w:tcMar>
+              <w:top w:w="100.0" w:type="dxa"/>
+              <w:left w:w="100.0" w:type="dxa"/>
+              <w:bottom w:w="100.0" w:type="dxa"/>
+              <w:right w:w="100.0" w:type="dxa"/>
+            </w:tcMar>
+            <w:vAlign w:val="top"/>
+          </w:tcPr>
+          <w:p>
+            <w:pPr>
+              <w:widowControl w:val="0"/>
+              <w:spacing w:line="240" w:lineRule="auto"/>
+              <w:rPr/>
+            </w:pPr>
+            <w:r>
+              <w:rPr>
+                <w:rtl w:val="0"/>
+              </w:rPr>
               <w:t xml:space="preserve">Mar - ??</w:t>
             </w:r>
           </w:p>
@@ -3460,7 +3897,75 @@
         <w:rPr>
           <w:rtl w:val="0"/>
         </w:rPr>
-        <w:t xml:space="preserve">Sample and Data Pathways (flow chart in development)</w:t>
+        <w:t xml:space="preserve">Sample and Data Pathways (download </w:t>
+      </w:r>
+      <w:hyperlink r:id="rId10">
+        <w:r>
+          <w:rPr>
+            <w:color w:val="1155cc"/>
+            <w:u w:val="single"/>
+            <w:rtl w:val="0"/>
+          </w:rPr>
+          <w:t xml:space="preserve">ppt file</w:t>
+        </w:r>
+      </w:hyperlink>
+      <w:r>
+        <w:rPr>
+          <w:rtl w:val="0"/>
+        </w:rPr>
+        <w:t xml:space="preserve"> for better viewing</w:t>
+      </w:r>
+      <w:r>
+        <w:rPr>
+          <w:rtl w:val="0"/>
+        </w:rPr>
+        <w:t xml:space="preserve">)</w:t>
+      </w:r>
+    </w:p>
+    <w:p>
+      <w:pPr>
+        <w:ind w:left="-1440" w:firstLine="0"/>
+        <w:rPr/>
+      </w:pPr>
+      <w:r>
+        <w:rPr/>
+        <w:drawing>
+          <wp:inline distB="114300" distT="114300" distL="114300" distR="114300">
+            <wp:extent cx="7748588" cy="4659348"/>
+            <wp:effectExtent b="0" l="0" r="0" t="0"/>
+            <wp:docPr id="1" name="image1.jpg"/>
+            <a:graphic>
+              <a:graphicData uri="http://schemas.openxmlformats.org/drawingml/2006/picture">
+                <pic:pic>
+                  <pic:nvPicPr>
+                    <pic:cNvPr id="0" name="image1.jpg"/>
+                    <pic:cNvPicPr preferRelativeResize="0"/>
+                  </pic:nvPicPr>
+                  <pic:blipFill>
+                    <a:blip r:embed="rId11"/>
+                    <a:srcRect b="0" l="0" r="6519" t="0"/>
+                    <a:stretch>
+                      <a:fillRect/>
+                    </a:stretch>
+                  </pic:blipFill>
+                  <pic:spPr>
+                    <a:xfrm>
+                      <a:off x="0" y="0"/>
+                      <a:ext cx="7748588" cy="4659348"/>
+                    </a:xfrm>
+                    <a:prstGeom prst="rect"/>
+                    <a:ln/>
+                  </pic:spPr>
+                </pic:pic>
+              </a:graphicData>
+            </a:graphic>
+          </wp:inline>
+        </w:drawing>
+      </w:r>
+      <w:r>
+        <w:rPr>
+          <w:rtl w:val="0"/>
+        </w:rPr>
       </w:r>
     </w:p>
     <w:p>
@@ -3487,7 +3992,7 @@
         </w:rPr>
         <w:t xml:space="preserve">All files will be stored in a </w:t>
       </w:r>
-      <w:hyperlink r:id="rId10">
+      <w:hyperlink r:id="rId12">
         <w:r>
           <w:rPr>
             <w:color w:val="1155cc"/>
@@ -3501,89 +4006,13 @@
         <w:rPr>
           <w:rtl w:val="0"/>
         </w:rPr>
+        <w:t xml:space="preserve">, which is not publicly available,</w:t>
+      </w:r>
+      <w:r>
+        <w:rPr>
+          <w:rtl w:val="0"/>
+        </w:rPr>
         <w:t xml:space="preserve"> and backed up on the NOAA/AFSC server. Most of our files will be available through the </w:t>
-      </w:r>
-      <w:hyperlink r:id="rId11">
-        <w:r>
-          <w:rPr>
-            <w:color w:val="1155cc"/>
-            <w:u w:val="single"/>
-            <w:rtl w:val="0"/>
-          </w:rPr>
-          <w:t xml:space="preserve">Research Workspace</w:t>
-        </w:r>
-      </w:hyperlink>
-      <w:r>
-        <w:rPr>
-          <w:rtl w:val="0"/>
-        </w:rPr>
-        <w:t xml:space="preserve"> portal with more specific details in each section.</w:t>
-      </w:r>
-    </w:p>
-    <w:p>
-      <w:pPr>
-        <w:pStyle w:val="Heading2"/>
-        <w:rPr/>
-      </w:pPr>
-      <w:bookmarkStart w:colFirst="0" w:colLast="0" w:name="_gc5urguoyl82" w:id="6"/>
-      <w:bookmarkEnd w:id="6"/>
-      <w:r>
-        <w:rPr>
-          <w:rtl w:val="0"/>
-        </w:rPr>
-        <w:t xml:space="preserve">Images</w:t>
-      </w:r>
-    </w:p>
-    <w:p>
-      <w:pPr>
-        <w:numPr>
-          <w:ilvl w:val="0"/>
-          <w:numId w:val="4"/>
-        </w:numPr>
-        <w:ind w:left="720" w:hanging="360"/>
-        <w:rPr>
-          <w:u w:val="none"/>
-        </w:rPr>
-      </w:pPr>
-      <w:r>
-        <w:rPr>
-          <w:rtl w:val="0"/>
-        </w:rPr>
-        <w:t xml:space="preserve">All images taken for the purpose of this project can be uploaded </w:t>
-      </w:r>
-      <w:hyperlink r:id="rId12">
-        <w:r>
-          <w:rPr>
-            <w:color w:val="1155cc"/>
-            <w:u w:val="single"/>
-            <w:rtl w:val="0"/>
-          </w:rPr>
-          <w:t xml:space="preserve">here</w:t>
-        </w:r>
-      </w:hyperlink>
-      <w:r>
-        <w:rPr>
-          <w:rtl w:val="0"/>
-        </w:rPr>
-        <w:t xml:space="preserve"> or sent to Cindy to upload. </w:t>
-      </w:r>
-    </w:p>
-    <w:p>
-      <w:pPr>
-        <w:numPr>
-          <w:ilvl w:val="0"/>
-          <w:numId w:val="4"/>
-        </w:numPr>
-        <w:ind w:left="720" w:hanging="360"/>
-        <w:rPr>
-          <w:u w:val="none"/>
-        </w:rPr>
-      </w:pPr>
-      <w:r>
-        <w:rPr>
-          <w:rtl w:val="0"/>
-        </w:rPr>
-        <w:t xml:space="preserve">Any images that we select as being useful for presentation or good enough quality for sharing will be posted to an images folder on </w:t>
       </w:r>
       <w:hyperlink r:id="rId13">
         <w:r>
@@ -3599,14 +4028,28 @@
         <w:rPr>
           <w:rtl w:val="0"/>
         </w:rPr>
-        <w:t xml:space="preserve"> as well.</w:t>
+        <w:t xml:space="preserve"> portal with more specific details in each section.</w:t>
+      </w:r>
+    </w:p>
+    <w:p>
+      <w:pPr>
+        <w:pStyle w:val="Heading2"/>
+        <w:rPr/>
+      </w:pPr>
+      <w:bookmarkStart w:colFirst="0" w:colLast="0" w:name="_gc5urguoyl82" w:id="6"/>
+      <w:bookmarkEnd w:id="6"/>
+      <w:r>
+        <w:rPr>
+          <w:rtl w:val="0"/>
+        </w:rPr>
+        <w:t xml:space="preserve">Images</w:t>
       </w:r>
     </w:p>
     <w:p>
       <w:pPr>
         <w:numPr>
           <w:ilvl w:val="0"/>
-          <w:numId w:val="4"/>
+          <w:numId w:val="5"/>
         </w:numPr>
         <w:ind w:left="720" w:hanging="360"/>
         <w:rPr>
@@ -3617,14 +4060,30 @@
         <w:rPr>
           <w:rtl w:val="0"/>
         </w:rPr>
-        <w:t xml:space="preserve">Feel free to add folders or simply individual images to either repository</w:t>
+        <w:t xml:space="preserve">All images taken for the purpose of this project can be uploaded </w:t>
+      </w:r>
+      <w:hyperlink r:id="rId14">
+        <w:r>
+          <w:rPr>
+            <w:color w:val="1155cc"/>
+            <w:u w:val="single"/>
+            <w:rtl w:val="0"/>
+          </w:rPr>
+          <w:t xml:space="preserve">here</w:t>
+        </w:r>
+      </w:hyperlink>
+      <w:r>
+        <w:rPr>
+          <w:rtl w:val="0"/>
+        </w:rPr>
+        <w:t xml:space="preserve"> or sent to Cindy to upload. </w:t>
       </w:r>
     </w:p>
     <w:p>
       <w:pPr>
         <w:numPr>
           <w:ilvl w:val="0"/>
-          <w:numId w:val="4"/>
+          <w:numId w:val="5"/>
         </w:numPr>
         <w:ind w:left="720" w:hanging="360"/>
         <w:rPr>
@@ -3635,6 +4094,58 @@
         <w:rPr>
           <w:rtl w:val="0"/>
         </w:rPr>
+        <w:t xml:space="preserve">Any images that we select as being useful for presentation or good enough quality for sharing will be posted to an images folder on </w:t>
+      </w:r>
+      <w:hyperlink r:id="rId15">
+        <w:r>
+          <w:rPr>
+            <w:color w:val="1155cc"/>
+            <w:u w:val="single"/>
+            <w:rtl w:val="0"/>
+          </w:rPr>
+          <w:t xml:space="preserve">Research Workspace</w:t>
+        </w:r>
+      </w:hyperlink>
+      <w:r>
+        <w:rPr>
+          <w:rtl w:val="0"/>
+        </w:rPr>
+        <w:t xml:space="preserve"> as well.</w:t>
+      </w:r>
+    </w:p>
+    <w:p>
+      <w:pPr>
+        <w:numPr>
+          <w:ilvl w:val="0"/>
+          <w:numId w:val="5"/>
+        </w:numPr>
+        <w:ind w:left="720" w:hanging="360"/>
+        <w:rPr>
+          <w:u w:val="none"/>
+        </w:rPr>
+      </w:pPr>
+      <w:r>
+        <w:rPr>
+          <w:rtl w:val="0"/>
+        </w:rPr>
+        <w:t xml:space="preserve">Feel free to add folders or simply individual images to either repository</w:t>
+      </w:r>
+    </w:p>
+    <w:p>
+      <w:pPr>
+        <w:numPr>
+          <w:ilvl w:val="0"/>
+          <w:numId w:val="5"/>
+        </w:numPr>
+        <w:ind w:left="720" w:hanging="360"/>
+        <w:rPr>
+          <w:u w:val="none"/>
+        </w:rPr>
+      </w:pPr>
+      <w:r>
+        <w:rPr>
+          <w:rtl w:val="0"/>
+        </w:rPr>
         <w:t xml:space="preserve">You may add images files to both places, but please make sure that there is a copy in the Gsuite folder.</w:t>
       </w:r>
     </w:p>
@@ -3662,7 +4173,7 @@
         </w:rPr>
         <w:t xml:space="preserve">We will record meeting notes in a google doc. Once completed, notes will be converted to .docx and added to a Research Workspace </w:t>
       </w:r>
-      <w:hyperlink r:id="rId14">
+      <w:hyperlink r:id="rId16">
         <w:r>
           <w:rPr>
             <w:color w:val="1155cc"/>
@@ -3708,7 +4219,7 @@
       <w:pPr>
         <w:numPr>
           <w:ilvl w:val="0"/>
-          <w:numId w:val="5"/>
+          <w:numId w:val="1"/>
         </w:numPr>
         <w:ind w:left="720" w:hanging="360"/>
         <w:rPr>
@@ -3721,7 +4232,7 @@
         </w:rPr>
         <w:t xml:space="preserve">All data files will be updated as data become available. Data files will be in the </w:t>
       </w:r>
-      <w:hyperlink r:id="rId15">
+      <w:hyperlink r:id="rId17">
         <w:r>
           <w:rPr>
             <w:color w:val="1155cc"/>
@@ -3742,7 +4253,7 @@
       <w:pPr>
         <w:numPr>
           <w:ilvl w:val="0"/>
-          <w:numId w:val="5"/>
+          <w:numId w:val="1"/>
         </w:numPr>
         <w:ind w:left="720" w:hanging="360"/>
         <w:rPr>
@@ -3760,7 +4271,7 @@
       <w:pPr>
         <w:numPr>
           <w:ilvl w:val="0"/>
-          <w:numId w:val="5"/>
+          <w:numId w:val="1"/>
         </w:numPr>
         <w:ind w:left="720" w:hanging="360"/>
         <w:rPr>
@@ -3778,7 +4289,7 @@
       <w:pPr>
         <w:numPr>
           <w:ilvl w:val="0"/>
-          <w:numId w:val="5"/>
+          <w:numId w:val="1"/>
         </w:numPr>
         <w:ind w:left="720" w:hanging="360"/>
         <w:rPr>
@@ -3791,7 +4302,7 @@
         </w:rPr>
         <w:t xml:space="preserve">Users can access data via the Google folder or the </w:t>
       </w:r>
-      <w:hyperlink r:id="rId16">
+      <w:hyperlink r:id="rId18">
         <w:r>
           <w:rPr>
             <w:color w:val="1155cc"/>
@@ -3812,7 +4323,7 @@
       <w:pPr>
         <w:numPr>
           <w:ilvl w:val="0"/>
-          <w:numId w:val="5"/>
+          <w:numId w:val="1"/>
         </w:numPr>
         <w:ind w:left="720" w:hanging="360"/>
         <w:rPr>
@@ -3845,6 +4356,211 @@
           <w:rtl w:val="0"/>
         </w:rPr>
         <w:t xml:space="preserve">Analytics</w:t>
+      </w:r>
+    </w:p>
+    <w:p>
+      <w:pPr>
+        <w:numPr>
+          <w:ilvl w:val="0"/>
+          <w:numId w:val="2"/>
+        </w:numPr>
+        <w:ind w:left="720" w:hanging="360"/>
+        <w:rPr>
+          <w:u w:val="none"/>
+        </w:rPr>
+      </w:pPr>
+      <w:r>
+        <w:rPr>
+          <w:rtl w:val="0"/>
+        </w:rPr>
+        <w:t xml:space="preserve">Each collaborator can utilize whichever analytical platform they prefer (e.g., R, Excel, etc.).</w:t>
+      </w:r>
+    </w:p>
+    <w:p>
+      <w:pPr>
+        <w:numPr>
+          <w:ilvl w:val="0"/>
+          <w:numId w:val="2"/>
+        </w:numPr>
+        <w:ind w:left="720" w:hanging="360"/>
+        <w:rPr>
+          <w:u w:val="none"/>
+        </w:rPr>
+      </w:pPr>
+      <w:r>
+        <w:rPr>
+          <w:rtl w:val="0"/>
+        </w:rPr>
+        <w:t xml:space="preserve">Each task lead can develop a transparent means of version controlling their work and backing up files.</w:t>
+      </w:r>
+    </w:p>
+    <w:p>
+      <w:pPr>
+        <w:numPr>
+          <w:ilvl w:val="0"/>
+          <w:numId w:val="2"/>
+        </w:numPr>
+        <w:ind w:left="720" w:hanging="360"/>
+        <w:rPr>
+          <w:u w:val="none"/>
+        </w:rPr>
+      </w:pPr>
+      <w:r>
+        <w:rPr>
+          <w:rtl w:val="0"/>
+        </w:rPr>
+        <w:t xml:space="preserve">All analytical files will eventually need to be backed up to the appropriate Objective folder on the Google folder or Research Workspace</w:t>
+      </w:r>
+      <w:r>
+        <w:rPr>
+          <w:rtl w:val="0"/>
+        </w:rPr>
+      </w:r>
+    </w:p>
+    <w:p>
+      <w:pPr>
+        <w:rPr/>
+      </w:pPr>
+      <w:r>
+        <w:rPr>
+          <w:rtl w:val="0"/>
+        </w:rPr>
+      </w:r>
+    </w:p>
+    <w:p>
+      <w:pPr>
+        <w:rPr/>
+      </w:pPr>
+      <w:r>
+        <w:rPr>
+          <w:rtl w:val="0"/>
+        </w:rPr>
+      </w:r>
+    </w:p>
+    <w:p>
+      <w:pPr>
+        <w:rPr/>
+      </w:pPr>
+      <w:r>
+        <w:rPr>
+          <w:rtl w:val="0"/>
+        </w:rPr>
+      </w:r>
+    </w:p>
+    <w:p>
+      <w:pPr>
+        <w:rPr/>
+      </w:pPr>
+      <w:r>
+        <w:rPr>
+          <w:rtl w:val="0"/>
+        </w:rPr>
+      </w:r>
+    </w:p>
+    <w:p>
+      <w:pPr>
+        <w:pStyle w:val="Heading1"/>
+        <w:rPr/>
+      </w:pPr>
+      <w:bookmarkStart w:colFirst="0" w:colLast="0" w:name="_71wt62fvtqrt" w:id="10"/>
+      <w:bookmarkEnd w:id="10"/>
+      <w:r>
+        <w:rPr>
+          <w:rtl w:val="0"/>
+        </w:rPr>
+      </w:r>
+    </w:p>
+    <w:p>
+      <w:pPr>
+        <w:pStyle w:val="Heading1"/>
+        <w:rPr>
+          <w:shd w:fill="cccccc" w:val="clear"/>
+        </w:rPr>
+      </w:pPr>
+      <w:bookmarkStart w:colFirst="0" w:colLast="0" w:name="_8zpi3v46l5bl" w:id="11"/>
+      <w:bookmarkEnd w:id="11"/>
+      <w:r>
+        <w:rPr>
+          <w:shd w:fill="cccccc" w:val="clear"/>
+          <w:rtl w:val="0"/>
+        </w:rPr>
+        <w:t xml:space="preserve">ARCHIVED NOTES</w:t>
+      </w:r>
+    </w:p>
+    <w:p>
+      <w:pPr>
+        <w:pStyle w:val="Heading1"/>
+        <w:rPr>
+          <w:shd w:fill="cccccc" w:val="clear"/>
+        </w:rPr>
+      </w:pPr>
+      <w:bookmarkStart w:colFirst="0" w:colLast="0" w:name="_uuzkq2v3xmfe" w:id="12"/>
+      <w:bookmarkEnd w:id="12"/>
+      <w:r>
+        <w:rPr>
+          <w:shd w:fill="cccccc" w:val="clear"/>
+          <w:rtl w:val="0"/>
+        </w:rPr>
+        <w:t xml:space="preserve">Research Workspace Demo</w:t>
+      </w:r>
+    </w:p>
+    <w:p>
+      <w:pPr>
+        <w:rPr>
+          <w:shd w:fill="cccccc" w:val="clear"/>
+        </w:rPr>
+      </w:pPr>
+      <w:r>
+        <w:rPr>
+          <w:shd w:fill="cccccc" w:val="clear"/>
+          <w:rtl w:val="0"/>
+        </w:rPr>
+        <w:t xml:space="preserve">Notes</w:t>
+      </w:r>
+    </w:p>
+    <w:p>
+      <w:pPr>
+        <w:numPr>
+          <w:ilvl w:val="0"/>
+          <w:numId w:val="4"/>
+        </w:numPr>
+        <w:ind w:left="720" w:hanging="360"/>
+        <w:rPr>
+          <w:shd w:fill="cccccc" w:val="clear"/>
+        </w:rPr>
+      </w:pPr>
+      <w:r>
+        <w:rPr>
+          <w:shd w:fill="cccccc" w:val="clear"/>
+          <w:rtl w:val="0"/>
+        </w:rPr>
+        <w:t xml:space="preserve">This portal is password protected, may be preferable to GIThub for our data exchanges</w:t>
+      </w:r>
+    </w:p>
+    <w:p>
+      <w:pPr>
+        <w:rPr>
+          <w:shd w:fill="cccccc" w:val="clear"/>
+        </w:rPr>
+      </w:pPr>
+      <w:r>
+        <w:rPr>
+          <w:rtl w:val="0"/>
+        </w:rPr>
+      </w:r>
+    </w:p>
+    <w:p>
+      <w:pPr>
+        <w:rPr>
+          <w:shd w:fill="cccccc" w:val="clear"/>
+        </w:rPr>
+      </w:pPr>
+      <w:r>
+        <w:rPr>
+          <w:shd w:fill="cccccc" w:val="clear"/>
+          <w:rtl w:val="0"/>
+        </w:rPr>
+        <w:t xml:space="preserve">Action items</w:t>
       </w:r>
     </w:p>
     <w:p>
@@ -3855,14 +4571,26 @@
         </w:numPr>
         <w:ind w:left="720" w:hanging="360"/>
         <w:rPr>
-          <w:u w:val="none"/>
-        </w:rPr>
-      </w:pPr>
-      <w:r>
-        <w:rPr>
-          <w:rtl w:val="0"/>
-        </w:rPr>
-        <w:t xml:space="preserve">Each collaborator can utilize whichever analytical platform they prefer (e.g., R, Excel, etc.).</w:t>
+          <w:shd w:fill="cccccc" w:val="clear"/>
+        </w:rPr>
+      </w:pPr>
+      <w:hyperlink r:id="rId19">
+        <w:r>
+          <w:rPr>
+            <w:color w:val="0000ee"/>
+            <w:u w:val="single"/>
+            <w:shd w:fill="cccccc" w:val="clear"/>
+            <w:rtl w:val="0"/>
+          </w:rPr>
+          <w:t xml:space="preserve">Cindy Tribuzio - NOAA Federal</w:t>
+        </w:r>
+      </w:hyperlink>
+      <w:r>
+        <w:rPr>
+          <w:shd w:fill="cccccc" w:val="clear"/>
+          <w:rtl w:val="0"/>
+        </w:rPr>
+        <w:t xml:space="preserve">develop project specific jN example for testing before we decide</w:t>
       </w:r>
     </w:p>
     <w:p>
@@ -3873,14 +4601,232 @@
         </w:numPr>
         <w:ind w:left="720" w:hanging="360"/>
         <w:rPr>
-          <w:u w:val="none"/>
-        </w:rPr>
-      </w:pPr>
-      <w:r>
-        <w:rPr>
-          <w:rtl w:val="0"/>
-        </w:rPr>
-        <w:t xml:space="preserve">Each task lead can develop a transparent means of version controlling their work and backing up files.</w:t>
+          <w:shd w:fill="cccccc" w:val="clear"/>
+        </w:rPr>
+      </w:pPr>
+      <w:r>
+        <w:rPr>
+          <w:shd w:fill="cccccc" w:val="clear"/>
+          <w:rtl w:val="0"/>
+        </w:rPr>
+        <w:t xml:space="preserve">Cindy Tributzio needs to start metadata efforts</w:t>
+      </w:r>
+    </w:p>
+    <w:p>
+      <w:pPr>
+        <w:rPr>
+          <w:shd w:fill="cccccc" w:val="clear"/>
+        </w:rPr>
+      </w:pPr>
+      <w:r>
+        <w:rPr>
+          <w:shd w:fill="cccccc" w:val="clear"/>
+          <w:rtl w:val="0"/>
+        </w:rPr>
+        <w:t xml:space="preserve">Draft data forms</w:t>
+      </w:r>
+    </w:p>
+    <w:p>
+      <w:pPr>
+        <w:rPr>
+          <w:shd w:fill="cccccc" w:val="clear"/>
+        </w:rPr>
+      </w:pPr>
+      <w:r>
+        <w:rPr>
+          <w:shd w:fill="cccccc" w:val="clear"/>
+          <w:rtl w:val="0"/>
+        </w:rPr>
+        <w:t xml:space="preserve">Sample Inventory - updated as new samples come, as samples move through the system</w:t>
+      </w:r>
+    </w:p>
+    <w:p>
+      <w:pPr>
+        <w:rPr>
+          <w:shd w:fill="cccccc" w:val="clear"/>
+        </w:rPr>
+      </w:pPr>
+      <w:r>
+        <w:rPr>
+          <w:shd w:fill="cccccc" w:val="clear"/>
+          <w:rtl w:val="0"/>
+        </w:rPr>
+        <w:t xml:space="preserve">Layer Inventory - list of separate layers and associated data, such as diameter at beginning of extraction, date of extraction, date of drying or spinning or refreezing</w:t>
+      </w:r>
+    </w:p>
+    <w:p>
+      <w:pPr>
+        <w:rPr>
+          <w:shd w:fill="cccccc" w:val="clear"/>
+        </w:rPr>
+      </w:pPr>
+      <w:r>
+        <w:rPr>
+          <w:shd w:fill="cccccc" w:val="clear"/>
+          <w:rtl w:val="0"/>
+        </w:rPr>
+        <w:t xml:space="preserve">Layer AMS data</w:t>
+      </w:r>
+    </w:p>
+    <w:p>
+      <w:pPr>
+        <w:rPr>
+          <w:shd w:fill="cccccc" w:val="clear"/>
+        </w:rPr>
+      </w:pPr>
+      <w:r>
+        <w:rPr>
+          <w:shd w:fill="cccccc" w:val="clear"/>
+          <w:rtl w:val="0"/>
+        </w:rPr>
+        <w:t xml:space="preserve">Layer Isotope data</w:t>
+      </w:r>
+    </w:p>
+    <w:p>
+      <w:pPr>
+        <w:rPr>
+          <w:shd w:fill="cccccc" w:val="clear"/>
+        </w:rPr>
+      </w:pPr>
+      <w:r>
+        <w:rPr>
+          <w:shd w:fill="cccccc" w:val="clear"/>
+          <w:rtl w:val="0"/>
+        </w:rPr>
+        <w:t xml:space="preserve">Spine Ageing Data</w:t>
+      </w:r>
+    </w:p>
+    <w:p>
+      <w:pPr>
+        <w:pStyle w:val="Heading1"/>
+        <w:rPr>
+          <w:shd w:fill="cccccc" w:val="clear"/>
+        </w:rPr>
+      </w:pPr>
+      <w:bookmarkStart w:colFirst="0" w:colLast="0" w:name="_41e5wqgyz18d" w:id="13"/>
+      <w:bookmarkEnd w:id="13"/>
+      <w:r>
+        <w:rPr>
+          <w:shd w:fill="cccccc" w:val="clear"/>
+          <w:rtl w:val="0"/>
+        </w:rPr>
+        <w:t xml:space="preserve">Project Logistics</w:t>
+      </w:r>
+    </w:p>
+    <w:p>
+      <w:pPr>
+        <w:rPr>
+          <w:shd w:fill="cccccc" w:val="clear"/>
+        </w:rPr>
+      </w:pPr>
+      <w:r>
+        <w:rPr>
+          <w:shd w:fill="cccccc" w:val="clear"/>
+          <w:rtl w:val="0"/>
+        </w:rPr>
+        <w:t xml:space="preserve">Sample Pathways Notes</w:t>
+      </w:r>
+    </w:p>
+    <w:p>
+      <w:pPr>
+        <w:numPr>
+          <w:ilvl w:val="0"/>
+          <w:numId w:val="4"/>
+        </w:numPr>
+        <w:ind w:left="720" w:hanging="360"/>
+        <w:rPr>
+          <w:shd w:fill="cccccc" w:val="clear"/>
+        </w:rPr>
+      </w:pPr>
+      <w:r>
+        <w:rPr>
+          <w:shd w:fill="cccccc" w:val="clear"/>
+          <w:rtl w:val="0"/>
+        </w:rPr>
+        <w:t xml:space="preserve">From freezer to ARC in small batches</w:t>
+      </w:r>
+    </w:p>
+    <w:p>
+      <w:pPr>
+        <w:numPr>
+          <w:ilvl w:val="0"/>
+          <w:numId w:val="4"/>
+        </w:numPr>
+        <w:ind w:left="720" w:hanging="360"/>
+        <w:rPr>
+          <w:shd w:fill="cccccc" w:val="clear"/>
+        </w:rPr>
+      </w:pPr>
+      <w:r>
+        <w:rPr>
+          <w:shd w:fill="cccccc" w:val="clear"/>
+          <w:rtl w:val="0"/>
+        </w:rPr>
+        <w:t xml:space="preserve">Dan/Bruce move separated samples to LLNL</w:t>
+      </w:r>
+    </w:p>
+    <w:p>
+      <w:pPr>
+        <w:numPr>
+          <w:ilvl w:val="0"/>
+          <w:numId w:val="4"/>
+        </w:numPr>
+        <w:ind w:left="720" w:hanging="360"/>
+        <w:rPr>
+          <w:shd w:fill="cccccc" w:val="clear"/>
+        </w:rPr>
+      </w:pPr>
+      <w:r>
+        <w:rPr>
+          <w:shd w:fill="cccccc" w:val="clear"/>
+          <w:rtl w:val="0"/>
+        </w:rPr>
+        <w:t xml:space="preserve">Bruce slowly drying them until funds come in - concerns about stability if sitting samples, may refreeze</w:t>
+      </w:r>
+    </w:p>
+    <w:p>
+      <w:pPr>
+        <w:numPr>
+          <w:ilvl w:val="0"/>
+          <w:numId w:val="4"/>
+        </w:numPr>
+        <w:ind w:left="720" w:hanging="360"/>
+        <w:rPr>
+          <w:shd w:fill="cccccc" w:val="clear"/>
+        </w:rPr>
+      </w:pPr>
+      <w:r>
+        <w:rPr>
+          <w:shd w:fill="cccccc" w:val="clear"/>
+          <w:rtl w:val="0"/>
+        </w:rPr>
+        <w:t xml:space="preserve">Taylor will get samples from LLNL stash</w:t>
+      </w:r>
+    </w:p>
+    <w:p>
+      <w:pPr>
+        <w:rPr>
+          <w:shd w:fill="cccccc" w:val="clear"/>
+        </w:rPr>
+      </w:pPr>
+      <w:r>
+        <w:rPr>
+          <w:rtl w:val="0"/>
+        </w:rPr>
+      </w:r>
+    </w:p>
+    <w:p>
+      <w:pPr>
+        <w:rPr>
+          <w:shd w:fill="cccccc" w:val="clear"/>
+        </w:rPr>
+      </w:pPr>
+      <w:r>
+        <w:rPr>
+          <w:shd w:fill="cccccc" w:val="clear"/>
+          <w:rtl w:val="0"/>
+        </w:rPr>
+        <w:t xml:space="preserve">Action items</w:t>
       </w:r>
     </w:p>
     <w:p>
@@ -3891,184 +4837,16 @@
         </w:numPr>
         <w:ind w:left="720" w:hanging="360"/>
         <w:rPr>
-          <w:u w:val="none"/>
-        </w:rPr>
-      </w:pPr>
-      <w:r>
-        <w:rPr>
-          <w:rtl w:val="0"/>
-        </w:rPr>
-        <w:t xml:space="preserve">All analytical files will eventually need to be backed up to the appropriate Objective folder on the Google folder or Research Workspace</w:t>
-      </w:r>
-      <w:r>
-        <w:rPr>
-          <w:rtl w:val="0"/>
-        </w:rPr>
-      </w:r>
-    </w:p>
-    <w:p>
-      <w:pPr>
-        <w:rPr/>
-      </w:pPr>
-      <w:r>
-        <w:rPr>
-          <w:rtl w:val="0"/>
-        </w:rPr>
-      </w:r>
-    </w:p>
-    <w:p>
-      <w:pPr>
-        <w:rPr/>
-      </w:pPr>
-      <w:r>
-        <w:rPr>
-          <w:rtl w:val="0"/>
-        </w:rPr>
-      </w:r>
-    </w:p>
-    <w:p>
-      <w:pPr>
-        <w:rPr/>
-      </w:pPr>
-      <w:r>
-        <w:rPr>
-          <w:rtl w:val="0"/>
-        </w:rPr>
-      </w:r>
-    </w:p>
-    <w:p>
-      <w:pPr>
-        <w:rPr/>
-      </w:pPr>
-      <w:r>
-        <w:rPr>
-          <w:rtl w:val="0"/>
-        </w:rPr>
-      </w:r>
-    </w:p>
-    <w:p>
-      <w:pPr>
-        <w:pStyle w:val="Heading1"/>
-        <w:rPr/>
-      </w:pPr>
-      <w:bookmarkStart w:colFirst="0" w:colLast="0" w:name="_71wt62fvtqrt" w:id="10"/>
-      <w:bookmarkEnd w:id="10"/>
-      <w:r>
-        <w:rPr>
-          <w:rtl w:val="0"/>
-        </w:rPr>
-      </w:r>
-    </w:p>
-    <w:p>
-      <w:pPr>
-        <w:pStyle w:val="Heading1"/>
-        <w:rPr>
-          <w:shd w:fill="cccccc" w:val="clear"/>
-        </w:rPr>
-      </w:pPr>
-      <w:bookmarkStart w:colFirst="0" w:colLast="0" w:name="_8zpi3v46l5bl" w:id="11"/>
-      <w:bookmarkEnd w:id="11"/>
-      <w:r>
-        <w:rPr>
-          <w:shd w:fill="cccccc" w:val="clear"/>
-          <w:rtl w:val="0"/>
-        </w:rPr>
-        <w:t xml:space="preserve">ARCHIVED NOTES</w:t>
-      </w:r>
-    </w:p>
-    <w:p>
-      <w:pPr>
-        <w:pStyle w:val="Heading1"/>
-        <w:rPr>
-          <w:shd w:fill="cccccc" w:val="clear"/>
-        </w:rPr>
-      </w:pPr>
-      <w:bookmarkStart w:colFirst="0" w:colLast="0" w:name="_uuzkq2v3xmfe" w:id="12"/>
-      <w:bookmarkEnd w:id="12"/>
-      <w:r>
-        <w:rPr>
-          <w:shd w:fill="cccccc" w:val="clear"/>
-          <w:rtl w:val="0"/>
-        </w:rPr>
-        <w:t xml:space="preserve">Research Workspace Demo</w:t>
-      </w:r>
-    </w:p>
-    <w:p>
-      <w:pPr>
-        <w:rPr>
-          <w:shd w:fill="cccccc" w:val="clear"/>
-        </w:rPr>
-      </w:pPr>
-      <w:r>
-        <w:rPr>
-          <w:shd w:fill="cccccc" w:val="clear"/>
-          <w:rtl w:val="0"/>
-        </w:rPr>
-        <w:t xml:space="preserve">Notes</w:t>
-      </w:r>
-    </w:p>
-    <w:p>
-      <w:pPr>
-        <w:numPr>
-          <w:ilvl w:val="0"/>
-          <w:numId w:val="2"/>
-        </w:numPr>
-        <w:ind w:left="720" w:hanging="360"/>
-        <w:rPr>
-          <w:shd w:fill="cccccc" w:val="clear"/>
-        </w:rPr>
-      </w:pPr>
-      <w:r>
-        <w:rPr>
-          <w:shd w:fill="cccccc" w:val="clear"/>
-          <w:rtl w:val="0"/>
-        </w:rPr>
-        <w:t xml:space="preserve">This portal is password protected, may be preferable to GIThub for our data exchanges</w:t>
-      </w:r>
-    </w:p>
-    <w:p>
-      <w:pPr>
-        <w:rPr>
-          <w:shd w:fill="cccccc" w:val="clear"/>
-        </w:rPr>
-      </w:pPr>
-      <w:r>
-        <w:rPr>
-          <w:rtl w:val="0"/>
-        </w:rPr>
-      </w:r>
-    </w:p>
-    <w:p>
-      <w:pPr>
-        <w:rPr>
-          <w:shd w:fill="cccccc" w:val="clear"/>
-        </w:rPr>
-      </w:pPr>
-      <w:r>
-        <w:rPr>
-          <w:shd w:fill="cccccc" w:val="clear"/>
-          <w:rtl w:val="0"/>
-        </w:rPr>
-        <w:t xml:space="preserve">Action items</w:t>
-      </w:r>
-    </w:p>
-    <w:p>
-      <w:pPr>
-        <w:numPr>
-          <w:ilvl w:val="0"/>
-          <w:numId w:val="1"/>
-        </w:numPr>
-        <w:ind w:left="720" w:hanging="360"/>
-        <w:rPr>
-          <w:shd w:fill="cccccc" w:val="clear"/>
-        </w:rPr>
-      </w:pPr>
-      <w:hyperlink r:id="rId17">
+          <w:shd w:fill="cccccc" w:val="clear"/>
+        </w:rPr>
+      </w:pPr>
+      <w:hyperlink r:id="rId20">
         <w:r>
           <w:rPr>
+            <w:strike w:val="1"/>
             <w:color w:val="0000ee"/>
             <w:u w:val="single"/>
-            <w:shd w:fill="auto" w:val="clear"/>
+            <w:shd w:fill="cccccc" w:val="clear"/>
             <w:rtl w:val="0"/>
           </w:rPr>
           <w:t xml:space="preserve">Cindy Tribuzio - NOAA Federal</w:t>
@@ -4076,17 +4854,18 @@
       </w:hyperlink>
       <w:r>
         <w:rPr>
-          <w:shd w:fill="cccccc" w:val="clear"/>
-          <w:rtl w:val="0"/>
-        </w:rPr>
-        <w:t xml:space="preserve">develop project specific jN example for testing before we decide</w:t>
+          <w:strike w:val="1"/>
+          <w:shd w:fill="cccccc" w:val="clear"/>
+          <w:rtl w:val="0"/>
+        </w:rPr>
+        <w:t xml:space="preserve">look into interagency agreement</w:t>
       </w:r>
     </w:p>
     <w:p>
       <w:pPr>
         <w:numPr>
           <w:ilvl w:val="0"/>
-          <w:numId w:val="1"/>
+          <w:numId w:val="3"/>
         </w:numPr>
         <w:ind w:left="720" w:hanging="360"/>
         <w:rPr>
@@ -4098,543 +4877,14 @@
           <w:shd w:fill="cccccc" w:val="clear"/>
           <w:rtl w:val="0"/>
         </w:rPr>
-        <w:t xml:space="preserve">Cindy Tributzio needs to start metadata efforts</w:t>
-      </w:r>
-    </w:p>
-    <w:p>
-      <w:pPr>
-        <w:rPr>
-          <w:shd w:fill="cccccc" w:val="clear"/>
-        </w:rPr>
-      </w:pPr>
-      <w:r>
-        <w:rPr>
-          <w:shd w:fill="cccccc" w:val="clear"/>
-          <w:rtl w:val="0"/>
-        </w:rPr>
-        <w:t xml:space="preserve">Draft data forms</w:t>
-      </w:r>
-    </w:p>
-    <w:p>
-      <w:pPr>
-        <w:rPr>
-          <w:shd w:fill="cccccc" w:val="clear"/>
-        </w:rPr>
-      </w:pPr>
-      <w:r>
-        <w:rPr>
-          <w:shd w:fill="cccccc" w:val="clear"/>
-          <w:rtl w:val="0"/>
-        </w:rPr>
-        <w:t xml:space="preserve">Sample Inventory - updated as new samples come, as samples move through the system</w:t>
-      </w:r>
-    </w:p>
-    <w:p>
-      <w:pPr>
-        <w:rPr>
-          <w:shd w:fill="cccccc" w:val="clear"/>
-        </w:rPr>
-      </w:pPr>
-      <w:r>
-        <w:rPr>
-          <w:shd w:fill="cccccc" w:val="clear"/>
-          <w:rtl w:val="0"/>
-        </w:rPr>
-        <w:t xml:space="preserve">Layer Inventory - list of separate layers and associated data, such as diameter at beginning of extraction, date of extraction, date of drying or spinning or refreezing</w:t>
-      </w:r>
-    </w:p>
-    <w:p>
-      <w:pPr>
-        <w:rPr>
-          <w:shd w:fill="cccccc" w:val="clear"/>
-        </w:rPr>
-      </w:pPr>
-      <w:r>
-        <w:rPr>
-          <w:shd w:fill="cccccc" w:val="clear"/>
-          <w:rtl w:val="0"/>
-        </w:rPr>
-        <w:t xml:space="preserve">Layer AMS data</w:t>
-      </w:r>
-    </w:p>
-    <w:p>
-      <w:pPr>
-        <w:rPr>
-          <w:shd w:fill="cccccc" w:val="clear"/>
-        </w:rPr>
-      </w:pPr>
-      <w:r>
-        <w:rPr>
-          <w:shd w:fill="cccccc" w:val="clear"/>
-          <w:rtl w:val="0"/>
-        </w:rPr>
-        <w:t xml:space="preserve">Layer Isotope data</w:t>
-      </w:r>
-    </w:p>
-    <w:p>
-      <w:pPr>
-        <w:rPr>
-          <w:shd w:fill="cccccc" w:val="clear"/>
-        </w:rPr>
-      </w:pPr>
-      <w:r>
-        <w:rPr>
-          <w:shd w:fill="cccccc" w:val="clear"/>
-          <w:rtl w:val="0"/>
-        </w:rPr>
-        <w:t xml:space="preserve">Spine Ageing Data</w:t>
-      </w:r>
-    </w:p>
-    <w:p>
-      <w:pPr>
-        <w:pStyle w:val="Heading1"/>
-        <w:rPr>
-          <w:shd w:fill="cccccc" w:val="clear"/>
-        </w:rPr>
-      </w:pPr>
-      <w:bookmarkStart w:colFirst="0" w:colLast="0" w:name="_41e5wqgyz18d" w:id="13"/>
-      <w:bookmarkEnd w:id="13"/>
-      <w:r>
-        <w:rPr>
-          <w:shd w:fill="cccccc" w:val="clear"/>
-          <w:rtl w:val="0"/>
-        </w:rPr>
-        <w:t xml:space="preserve">Project Logistics</w:t>
-      </w:r>
-    </w:p>
-    <w:p>
-      <w:pPr>
-        <w:rPr>
-          <w:shd w:fill="cccccc" w:val="clear"/>
-        </w:rPr>
-      </w:pPr>
-      <w:r>
-        <w:rPr>
-          <w:shd w:fill="cccccc" w:val="clear"/>
-          <w:rtl w:val="0"/>
-        </w:rPr>
-        <w:t xml:space="preserve">Sample Pathways Notes</w:t>
+        <w:t xml:space="preserve">Draft output data file structure</w:t>
       </w:r>
     </w:p>
     <w:p>
       <w:pPr>
         <w:numPr>
           <w:ilvl w:val="0"/>
-          <w:numId w:val="2"/>
-        </w:numPr>
-        <w:ind w:left="720" w:hanging="360"/>
-        <w:rPr>
-          <w:shd w:fill="cccccc" w:val="clear"/>
-        </w:rPr>
-      </w:pPr>
-      <w:r>
-        <w:rPr>
-          <w:shd w:fill="cccccc" w:val="clear"/>
-          <w:rtl w:val="0"/>
-        </w:rPr>
-        <w:t xml:space="preserve">From freezer to ARC in small batches</w:t>
-      </w:r>
-    </w:p>
-    <w:p>
-      <w:pPr>
-        <w:numPr>
-          <w:ilvl w:val="0"/>
-          <w:numId w:val="2"/>
-        </w:numPr>
-        <w:ind w:left="720" w:hanging="360"/>
-        <w:rPr>
-          <w:shd w:fill="cccccc" w:val="clear"/>
-        </w:rPr>
-      </w:pPr>
-      <w:r>
-        <w:rPr>
-          <w:shd w:fill="cccccc" w:val="clear"/>
-          <w:rtl w:val="0"/>
-        </w:rPr>
-        <w:t xml:space="preserve">Dan/Bruce move separated samples to LLNL</w:t>
-      </w:r>
-    </w:p>
-    <w:p>
-      <w:pPr>
-        <w:numPr>
-          <w:ilvl w:val="0"/>
-          <w:numId w:val="2"/>
-        </w:numPr>
-        <w:ind w:left="720" w:hanging="360"/>
-        <w:rPr>
-          <w:shd w:fill="cccccc" w:val="clear"/>
-        </w:rPr>
-      </w:pPr>
-      <w:r>
-        <w:rPr>
-          <w:shd w:fill="cccccc" w:val="clear"/>
-          <w:rtl w:val="0"/>
-        </w:rPr>
-        <w:t xml:space="preserve">Bruce slowly drying them until funds come in - concerns about stability if sitting samples, may refreeze</w:t>
-      </w:r>
-    </w:p>
-    <w:p>
-      <w:pPr>
-        <w:numPr>
-          <w:ilvl w:val="0"/>
-          <w:numId w:val="2"/>
-        </w:numPr>
-        <w:ind w:left="720" w:hanging="360"/>
-        <w:rPr>
-          <w:shd w:fill="cccccc" w:val="clear"/>
-        </w:rPr>
-      </w:pPr>
-      <w:r>
-        <w:rPr>
-          <w:shd w:fill="cccccc" w:val="clear"/>
-          <w:rtl w:val="0"/>
-        </w:rPr>
-        <w:t xml:space="preserve">Taylor will get samples from LLNL stash</w:t>
-      </w:r>
-    </w:p>
-    <w:p>
-      <w:pPr>
-        <w:rPr>
-          <w:shd w:fill="cccccc" w:val="clear"/>
-        </w:rPr>
-      </w:pPr>
-      <w:r>
-        <w:rPr>
-          <w:rtl w:val="0"/>
-        </w:rPr>
-      </w:r>
-    </w:p>
-    <w:p>
-      <w:pPr>
-        <w:rPr>
-          <w:shd w:fill="cccccc" w:val="clear"/>
-        </w:rPr>
-      </w:pPr>
-      <w:r>
-        <w:rPr>
-          <w:shd w:fill="cccccc" w:val="clear"/>
-          <w:rtl w:val="0"/>
-        </w:rPr>
-        <w:t xml:space="preserve">Action items</w:t>
-      </w:r>
-    </w:p>
-    <w:p>
-      <w:pPr>
-        <w:numPr>
-          <w:ilvl w:val="0"/>
-          <w:numId w:val="1"/>
-        </w:numPr>
-        <w:ind w:left="720" w:hanging="360"/>
-        <w:rPr>
-          <w:shd w:fill="cccccc" w:val="clear"/>
-        </w:rPr>
-      </w:pPr>
-      <w:hyperlink r:id="rId18">
-        <w:r>
-          <w:rPr>
-            <w:strike w:val="1"/>
-            <w:color w:val="0000ee"/>
-            <w:u w:val="single"/>
-            <w:shd w:fill="auto" w:val="clear"/>
-            <w:rtl w:val="0"/>
-          </w:rPr>
-          <w:t xml:space="preserve">Cindy Tribuzio - NOAA Federal</w:t>
-        </w:r>
-      </w:hyperlink>
-      <w:r>
-        <w:rPr>
-          <w:strike w:val="1"/>
-          <w:shd w:fill="cccccc" w:val="clear"/>
-          <w:rtl w:val="0"/>
-        </w:rPr>
-        <w:t xml:space="preserve">look into interagency agreement</w:t>
-      </w:r>
-    </w:p>
-    <w:p>
-      <w:pPr>
-        <w:numPr>
-          <w:ilvl w:val="0"/>
-          <w:numId w:val="1"/>
-        </w:numPr>
-        <w:ind w:left="720" w:hanging="360"/>
-        <w:rPr>
-          <w:shd w:fill="cccccc" w:val="clear"/>
-        </w:rPr>
-      </w:pPr>
-      <w:r>
-        <w:rPr>
-          <w:shd w:fill="cccccc" w:val="clear"/>
-          <w:rtl w:val="0"/>
-        </w:rPr>
-        <w:t xml:space="preserve">Draft output data file structure</w:t>
-      </w:r>
-    </w:p>
-    <w:p>
-      <w:pPr>
-        <w:numPr>
-          <w:ilvl w:val="0"/>
-          <w:numId w:val="1"/>
-        </w:numPr>
-        <w:ind w:left="720" w:hanging="360"/>
-        <w:rPr>
-          <w:shd w:fill="cccccc" w:val="clear"/>
-        </w:rPr>
-      </w:pPr>
-      <w:hyperlink r:id="rId19">
-        <w:r>
-          <w:rPr>
-            <w:strike w:val="1"/>
-            <w:color w:val="0000ee"/>
-            <w:u w:val="single"/>
-            <w:shd w:fill="auto" w:val="clear"/>
-            <w:rtl w:val="0"/>
-          </w:rPr>
-          <w:t xml:space="preserve">Cindy Tribuzio - NOAA Federal</w:t>
-        </w:r>
-      </w:hyperlink>
-      <w:r>
-        <w:rPr>
-          <w:strike w:val="1"/>
-          <w:shd w:fill="cccccc" w:val="clear"/>
-          <w:rtl w:val="0"/>
-        </w:rPr>
-        <w:t xml:space="preserve">ship gloves and 1cm durarite grids to Dan</w:t>
-      </w:r>
-    </w:p>
-    <w:p>
-      <w:pPr>
-        <w:numPr>
-          <w:ilvl w:val="0"/>
-          <w:numId w:val="1"/>
-        </w:numPr>
-        <w:ind w:left="720" w:hanging="360"/>
-        <w:rPr>
-          <w:shd w:fill="cccccc" w:val="clear"/>
-        </w:rPr>
-      </w:pPr>
-      <w:r>
-        <w:rPr>
-          <w:shd w:fill="cccccc" w:val="clear"/>
-          <w:rtl w:val="0"/>
-        </w:rPr>
-        <w:t xml:space="preserve">Dan/Cindy Consider how to make taking pictures easier? A phone stand?</w:t>
-      </w:r>
-    </w:p>
-    <w:p>
-      <w:pPr>
-        <w:rPr>
-          <w:shd w:fill="cccccc" w:val="clear"/>
-        </w:rPr>
-      </w:pPr>
-      <w:r>
-        <w:rPr>
-          <w:rtl w:val="0"/>
-        </w:rPr>
-      </w:r>
-    </w:p>
-    <w:p>
-      <w:pPr>
-        <w:rPr>
-          <w:shd w:fill="cccccc" w:val="clear"/>
-        </w:rPr>
-      </w:pPr>
-      <w:r>
-        <w:rPr>
-          <w:shd w:fill="cccccc" w:val="clear"/>
-          <w:rtl w:val="0"/>
-        </w:rPr>
-        <w:t xml:space="preserve">Timelines Notes</w:t>
-      </w:r>
-    </w:p>
-    <w:p>
-      <w:pPr>
-        <w:numPr>
-          <w:ilvl w:val="0"/>
-          <w:numId w:val="2"/>
-        </w:numPr>
-        <w:ind w:left="720" w:hanging="360"/>
-        <w:rPr>
-          <w:shd w:fill="cccccc" w:val="clear"/>
-        </w:rPr>
-      </w:pPr>
-      <w:r>
-        <w:rPr>
-          <w:shd w:fill="cccccc" w:val="clear"/>
-          <w:rtl w:val="0"/>
-        </w:rPr>
-        <w:t xml:space="preserve">Sample prep at ARC planned now through late May</w:t>
-      </w:r>
-    </w:p>
-    <w:p>
-      <w:pPr>
-        <w:numPr>
-          <w:ilvl w:val="0"/>
-          <w:numId w:val="2"/>
-        </w:numPr>
-        <w:ind w:left="720" w:hanging="360"/>
-        <w:rPr>
-          <w:shd w:fill="cccccc" w:val="clear"/>
-        </w:rPr>
-      </w:pPr>
-      <w:r>
-        <w:rPr>
-          <w:shd w:fill="cccccc" w:val="clear"/>
-          <w:rtl w:val="0"/>
-        </w:rPr>
-        <w:t xml:space="preserve">Freezer space is limited, no more than 2 1 gallon bags at a time</w:t>
-      </w:r>
-    </w:p>
-    <w:p>
-      <w:pPr>
-        <w:rPr>
-          <w:shd w:fill="cccccc" w:val="clear"/>
-        </w:rPr>
-      </w:pPr>
-      <w:r>
-        <w:rPr>
-          <w:rtl w:val="0"/>
-        </w:rPr>
-      </w:r>
-    </w:p>
-    <w:p>
-      <w:pPr>
-        <w:rPr>
-          <w:shd w:fill="cccccc" w:val="clear"/>
-        </w:rPr>
-      </w:pPr>
-      <w:r>
-        <w:rPr>
-          <w:shd w:fill="cccccc" w:val="clear"/>
-          <w:rtl w:val="0"/>
-        </w:rPr>
-        <w:t xml:space="preserve">Action items</w:t>
-      </w:r>
-    </w:p>
-    <w:p>
-      <w:pPr>
-        <w:numPr>
-          <w:ilvl w:val="0"/>
-          <w:numId w:val="1"/>
-        </w:numPr>
-        <w:ind w:left="720" w:hanging="360"/>
-        <w:rPr>
-          <w:shd w:fill="cccccc" w:val="clear"/>
-        </w:rPr>
-      </w:pPr>
-      <w:hyperlink r:id="rId20">
-        <w:r>
-          <w:rPr>
-            <w:color w:val="0000ee"/>
-            <w:u w:val="single"/>
-            <w:shd w:fill="auto" w:val="clear"/>
-            <w:rtl w:val="0"/>
-          </w:rPr>
-          <w:t xml:space="preserve">Cindy Tribuzio - NOAA Federal</w:t>
-        </w:r>
-      </w:hyperlink>
-      <w:r>
-        <w:rPr>
-          <w:shd w:fill="cccccc" w:val="clear"/>
-          <w:rtl w:val="0"/>
-        </w:rPr>
-        <w:t xml:space="preserve">will plan on shipping a 1 gallon bag Week of Feb 20 after checking with Dan on timing</w:t>
-      </w:r>
-    </w:p>
-    <w:p>
-      <w:pPr>
-        <w:rPr>
-          <w:shd w:fill="cccccc" w:val="clear"/>
-        </w:rPr>
-      </w:pPr>
-      <w:r>
-        <w:rPr>
-          <w:rtl w:val="0"/>
-        </w:rPr>
-      </w:r>
-    </w:p>
-    <w:p>
-      <w:pPr>
-        <w:rPr>
-          <w:shd w:fill="cccccc" w:val="clear"/>
-        </w:rPr>
-      </w:pPr>
-      <w:r>
-        <w:rPr>
-          <w:shd w:fill="cccccc" w:val="clear"/>
-          <w:rtl w:val="0"/>
-        </w:rPr>
-        <w:t xml:space="preserve">Timelines Notes</w:t>
-      </w:r>
-    </w:p>
-    <w:p>
-      <w:pPr>
-        <w:numPr>
-          <w:ilvl w:val="0"/>
-          <w:numId w:val="2"/>
-        </w:numPr>
-        <w:ind w:left="720" w:hanging="360"/>
-        <w:rPr>
-          <w:shd w:fill="cccccc" w:val="clear"/>
-        </w:rPr>
-      </w:pPr>
-      <w:r>
-        <w:rPr>
-          <w:shd w:fill="cccccc" w:val="clear"/>
-          <w:rtl w:val="0"/>
-        </w:rPr>
-        <w:t xml:space="preserve">AFSC budget still unavailable, fingers crossed</w:t>
-      </w:r>
-    </w:p>
-    <w:p>
-      <w:pPr>
-        <w:numPr>
-          <w:ilvl w:val="0"/>
-          <w:numId w:val="2"/>
-        </w:numPr>
-        <w:ind w:left="720" w:hanging="360"/>
-        <w:rPr>
-          <w:shd w:fill="cccccc" w:val="clear"/>
-        </w:rPr>
-      </w:pPr>
-      <w:r>
-        <w:rPr>
-          <w:shd w:fill="cccccc" w:val="clear"/>
-          <w:rtl w:val="0"/>
-        </w:rPr>
-        <w:t xml:space="preserve">Bruce suggests an interagency agreement, should be easy (they do it with USGS, but Cindy has gotten pushback</w:t>
-      </w:r>
-    </w:p>
-    <w:p>
-      <w:pPr>
-        <w:rPr>
-          <w:shd w:fill="cccccc" w:val="clear"/>
-        </w:rPr>
-      </w:pPr>
-      <w:r>
-        <w:rPr>
-          <w:rtl w:val="0"/>
-        </w:rPr>
-      </w:r>
-    </w:p>
-    <w:p>
-      <w:pPr>
-        <w:rPr>
-          <w:shd w:fill="cccccc" w:val="clear"/>
-        </w:rPr>
-      </w:pPr>
-      <w:r>
-        <w:rPr>
-          <w:shd w:fill="cccccc" w:val="clear"/>
-          <w:rtl w:val="0"/>
-        </w:rPr>
-        <w:t xml:space="preserve">Action items</w:t>
-      </w:r>
-    </w:p>
-    <w:p>
-      <w:pPr>
-        <w:numPr>
-          <w:ilvl w:val="0"/>
-          <w:numId w:val="1"/>
+          <w:numId w:val="3"/>
         </w:numPr>
         <w:ind w:left="720" w:hanging="360"/>
         <w:rPr>
@@ -4647,7 +4897,7 @@
             <w:strike w:val="1"/>
             <w:color w:val="0000ee"/>
             <w:u w:val="single"/>
-            <w:shd w:fill="auto" w:val="clear"/>
+            <w:shd w:fill="cccccc" w:val="clear"/>
             <w:rtl w:val="0"/>
           </w:rPr>
           <w:t xml:space="preserve">Cindy Tribuzio - NOAA Federal</w:t>
@@ -4659,27 +4909,256 @@
           <w:shd w:fill="cccccc" w:val="clear"/>
           <w:rtl w:val="0"/>
         </w:rPr>
-        <w:t xml:space="preserve">will dig in more about interagency agreement</w:t>
+        <w:t xml:space="preserve">ship gloves and 1cm durarite grids to Dan</w:t>
       </w:r>
     </w:p>
     <w:p>
       <w:pPr>
         <w:numPr>
           <w:ilvl w:val="0"/>
-          <w:numId w:val="1"/>
+          <w:numId w:val="3"/>
         </w:numPr>
         <w:ind w:left="720" w:hanging="360"/>
         <w:rPr>
           <w:shd w:fill="cccccc" w:val="clear"/>
         </w:rPr>
       </w:pPr>
+      <w:r>
+        <w:rPr>
+          <w:shd w:fill="cccccc" w:val="clear"/>
+          <w:rtl w:val="0"/>
+        </w:rPr>
+        <w:t xml:space="preserve">Dan/Cindy Consider how to make taking pictures easier? A phone stand?</w:t>
+      </w:r>
+    </w:p>
+    <w:p>
+      <w:pPr>
+        <w:rPr>
+          <w:shd w:fill="cccccc" w:val="clear"/>
+        </w:rPr>
+      </w:pPr>
+      <w:r>
+        <w:rPr>
+          <w:rtl w:val="0"/>
+        </w:rPr>
+      </w:r>
+    </w:p>
+    <w:p>
+      <w:pPr>
+        <w:rPr>
+          <w:shd w:fill="cccccc" w:val="clear"/>
+        </w:rPr>
+      </w:pPr>
+      <w:r>
+        <w:rPr>
+          <w:shd w:fill="cccccc" w:val="clear"/>
+          <w:rtl w:val="0"/>
+        </w:rPr>
+        <w:t xml:space="preserve">Timelines Notes</w:t>
+      </w:r>
+    </w:p>
+    <w:p>
+      <w:pPr>
+        <w:numPr>
+          <w:ilvl w:val="0"/>
+          <w:numId w:val="4"/>
+        </w:numPr>
+        <w:ind w:left="720" w:hanging="360"/>
+        <w:rPr>
+          <w:shd w:fill="cccccc" w:val="clear"/>
+        </w:rPr>
+      </w:pPr>
+      <w:r>
+        <w:rPr>
+          <w:shd w:fill="cccccc" w:val="clear"/>
+          <w:rtl w:val="0"/>
+        </w:rPr>
+        <w:t xml:space="preserve">Sample prep at ARC planned now through late May</w:t>
+      </w:r>
+    </w:p>
+    <w:p>
+      <w:pPr>
+        <w:numPr>
+          <w:ilvl w:val="0"/>
+          <w:numId w:val="4"/>
+        </w:numPr>
+        <w:ind w:left="720" w:hanging="360"/>
+        <w:rPr>
+          <w:shd w:fill="cccccc" w:val="clear"/>
+        </w:rPr>
+      </w:pPr>
+      <w:r>
+        <w:rPr>
+          <w:shd w:fill="cccccc" w:val="clear"/>
+          <w:rtl w:val="0"/>
+        </w:rPr>
+        <w:t xml:space="preserve">Freezer space is limited, no more than 2 1 gallon bags at a time</w:t>
+      </w:r>
+    </w:p>
+    <w:p>
+      <w:pPr>
+        <w:rPr>
+          <w:shd w:fill="cccccc" w:val="clear"/>
+        </w:rPr>
+      </w:pPr>
+      <w:r>
+        <w:rPr>
+          <w:rtl w:val="0"/>
+        </w:rPr>
+      </w:r>
+    </w:p>
+    <w:p>
+      <w:pPr>
+        <w:rPr>
+          <w:shd w:fill="cccccc" w:val="clear"/>
+        </w:rPr>
+      </w:pPr>
+      <w:r>
+        <w:rPr>
+          <w:shd w:fill="cccccc" w:val="clear"/>
+          <w:rtl w:val="0"/>
+        </w:rPr>
+        <w:t xml:space="preserve">Action items</w:t>
+      </w:r>
+    </w:p>
+    <w:p>
+      <w:pPr>
+        <w:numPr>
+          <w:ilvl w:val="0"/>
+          <w:numId w:val="3"/>
+        </w:numPr>
+        <w:ind w:left="720" w:hanging="360"/>
+        <w:rPr>
+          <w:shd w:fill="cccccc" w:val="clear"/>
+        </w:rPr>
+      </w:pPr>
       <w:hyperlink r:id="rId22">
+        <w:r>
+          <w:rPr>
+            <w:color w:val="0000ee"/>
+            <w:u w:val="single"/>
+            <w:shd w:fill="cccccc" w:val="clear"/>
+            <w:rtl w:val="0"/>
+          </w:rPr>
+          <w:t xml:space="preserve">Cindy Tribuzio - NOAA Federal</w:t>
+        </w:r>
+      </w:hyperlink>
+      <w:r>
+        <w:rPr>
+          <w:shd w:fill="cccccc" w:val="clear"/>
+          <w:rtl w:val="0"/>
+        </w:rPr>
+        <w:t xml:space="preserve">will plan on shipping a 1 gallon bag Week of Feb 20 after checking with Dan on timing</w:t>
+      </w:r>
+    </w:p>
+    <w:p>
+      <w:pPr>
+        <w:rPr>
+          <w:shd w:fill="cccccc" w:val="clear"/>
+        </w:rPr>
+      </w:pPr>
+      <w:r>
+        <w:rPr>
+          <w:rtl w:val="0"/>
+        </w:rPr>
+      </w:r>
+    </w:p>
+    <w:p>
+      <w:pPr>
+        <w:rPr>
+          <w:shd w:fill="cccccc" w:val="clear"/>
+        </w:rPr>
+      </w:pPr>
+      <w:r>
+        <w:rPr>
+          <w:shd w:fill="cccccc" w:val="clear"/>
+          <w:rtl w:val="0"/>
+        </w:rPr>
+        <w:t xml:space="preserve">Timelines Notes</w:t>
+      </w:r>
+    </w:p>
+    <w:p>
+      <w:pPr>
+        <w:numPr>
+          <w:ilvl w:val="0"/>
+          <w:numId w:val="4"/>
+        </w:numPr>
+        <w:ind w:left="720" w:hanging="360"/>
+        <w:rPr>
+          <w:shd w:fill="cccccc" w:val="clear"/>
+        </w:rPr>
+      </w:pPr>
+      <w:r>
+        <w:rPr>
+          <w:shd w:fill="cccccc" w:val="clear"/>
+          <w:rtl w:val="0"/>
+        </w:rPr>
+        <w:t xml:space="preserve">AFSC budget still unavailable, fingers crossed</w:t>
+      </w:r>
+    </w:p>
+    <w:p>
+      <w:pPr>
+        <w:numPr>
+          <w:ilvl w:val="0"/>
+          <w:numId w:val="4"/>
+        </w:numPr>
+        <w:ind w:left="720" w:hanging="360"/>
+        <w:rPr>
+          <w:shd w:fill="cccccc" w:val="clear"/>
+        </w:rPr>
+      </w:pPr>
+      <w:r>
+        <w:rPr>
+          <w:shd w:fill="cccccc" w:val="clear"/>
+          <w:rtl w:val="0"/>
+        </w:rPr>
+        <w:t xml:space="preserve">Bruce suggests an interagency agreement, should be easy (they do it with USGS, but Cindy has gotten pushback</w:t>
+      </w:r>
+    </w:p>
+    <w:p>
+      <w:pPr>
+        <w:rPr>
+          <w:shd w:fill="cccccc" w:val="clear"/>
+        </w:rPr>
+      </w:pPr>
+      <w:r>
+        <w:rPr>
+          <w:rtl w:val="0"/>
+        </w:rPr>
+      </w:r>
+    </w:p>
+    <w:p>
+      <w:pPr>
+        <w:rPr>
+          <w:shd w:fill="cccccc" w:val="clear"/>
+        </w:rPr>
+      </w:pPr>
+      <w:r>
+        <w:rPr>
+          <w:shd w:fill="cccccc" w:val="clear"/>
+          <w:rtl w:val="0"/>
+        </w:rPr>
+        <w:t xml:space="preserve">Action items</w:t>
+      </w:r>
+    </w:p>
+    <w:p>
+      <w:pPr>
+        <w:numPr>
+          <w:ilvl w:val="0"/>
+          <w:numId w:val="3"/>
+        </w:numPr>
+        <w:ind w:left="720" w:hanging="360"/>
+        <w:rPr>
+          <w:shd w:fill="cccccc" w:val="clear"/>
+        </w:rPr>
+      </w:pPr>
+      <w:hyperlink r:id="rId23">
         <w:r>
           <w:rPr>
             <w:strike w:val="1"/>
             <w:color w:val="0000ee"/>
             <w:u w:val="single"/>
-            <w:shd w:fill="auto" w:val="clear"/>
+            <w:shd w:fill="cccccc" w:val="clear"/>
             <w:rtl w:val="0"/>
           </w:rPr>
           <w:t xml:space="preserve">Cindy Tribuzio - NOAA Federal</w:t>
@@ -4691,26 +5170,58 @@
           <w:shd w:fill="cccccc" w:val="clear"/>
           <w:rtl w:val="0"/>
         </w:rPr>
-        <w:t xml:space="preserve"> will look into passing funds through USGS….Yumi?</w:t>
+        <w:t xml:space="preserve">will dig in more about interagency agreement</w:t>
       </w:r>
     </w:p>
     <w:p>
       <w:pPr>
         <w:numPr>
           <w:ilvl w:val="0"/>
-          <w:numId w:val="1"/>
+          <w:numId w:val="3"/>
         </w:numPr>
         <w:ind w:left="720" w:hanging="360"/>
         <w:rPr>
           <w:shd w:fill="cccccc" w:val="clear"/>
         </w:rPr>
       </w:pPr>
-      <w:hyperlink r:id="rId23">
+      <w:hyperlink r:id="rId24">
+        <w:r>
+          <w:rPr>
+            <w:strike w:val="1"/>
+            <w:color w:val="0000ee"/>
+            <w:u w:val="single"/>
+            <w:shd w:fill="cccccc" w:val="clear"/>
+            <w:rtl w:val="0"/>
+          </w:rPr>
+          <w:t xml:space="preserve">Cindy Tribuzio - NOAA Federal</w:t>
+        </w:r>
+      </w:hyperlink>
+      <w:r>
+        <w:rPr>
+          <w:strike w:val="1"/>
+          <w:shd w:fill="cccccc" w:val="clear"/>
+          <w:rtl w:val="0"/>
+        </w:rPr>
+        <w:t xml:space="preserve"> will look into passing funds through USGS….Yumi?</w:t>
+      </w:r>
+    </w:p>
+    <w:p>
+      <w:pPr>
+        <w:numPr>
+          <w:ilvl w:val="0"/>
+          <w:numId w:val="3"/>
+        </w:numPr>
+        <w:ind w:left="720" w:hanging="360"/>
+        <w:rPr>
+          <w:shd w:fill="cccccc" w:val="clear"/>
+        </w:rPr>
+      </w:pPr>
+      <w:hyperlink r:id="rId25">
         <w:r>
           <w:rPr>
             <w:color w:val="0000ee"/>
             <w:u w:val="single"/>
-            <w:shd w:fill="auto" w:val="clear"/>
+            <w:shd w:fill="cccccc" w:val="clear"/>
             <w:rtl w:val="0"/>
           </w:rPr>
           <w:t xml:space="preserve">Cindy Tribuzio - NOAA Federal</w:t>
@@ -4804,7 +5315,7 @@
 </file>
 
 <file path=word/numbering.xml><?xml version="1.0" encoding="utf-8"?>
-<w:numbering xmlns:mc="http://schemas.openxmlformats.org/markup-compatibility/2006" xmlns:o="urn:schemas-microsoft-com:office:office" xmlns:r="http://schemas.openxmlformats.org/officeDocument/2006/relationships" xmlns:m="http://schemas.openxmlformats.org/officeDocument/2006/math" xmlns:v="urn:schemas-microsoft-com:vml" xmlns:wp="http://schemas.openxmlformats.org/drawingml/2006/wordprocessingDrawing" xmlns:w10="urn:schemas-microsoft-com:office:word" xmlns:w="http://schemas.openxmlformats.org/wordprocessingml/2006/main" xmlns:wne="http://schemas.microsoft.com/office/word/2006/wordml" xmlns:sl="http://schemas.openxmlformats.org/schemaLibrary/2006/main" xmlns:a="http://schemas.openxmlformats.org/drawingml/2006/main" xmlns:pic="http://schemas.openxmlformats.org/drawingml/2006/picture" xmlns:c="http://schemas.openxmlformats.org/drawingml/2006/chart" xmlns:lc="http://schemas.openxmlformats.org/drawingml/2006/lockedCanvas" xmlns:dgm="http://schemas.openxmlformats.org/drawingml/2006/diagram" xmlns:wps="http://schemas.microsoft.com/office/word/2010/wordprocessingShape" xmlns:wpg="http://schemas.microsoft.com/office/word/2010/wordprocessingGroup" xmlns:w14="http://schemas.microsoft.com/office/word/2010/wordml" xmlns:w15="http://schemas.microsoft.com/office/word/2012/wordml">
+<w:numbering xmlns:mc="http://schemas.openxmlformats.org/markup-compatibility/2006" xmlns:o="urn:schemas-microsoft-com:office:office" xmlns:r="http://schemas.openxmlformats.org/officeDocument/2006/relationships" xmlns:m="http://schemas.openxmlformats.org/officeDocument/2006/math" xmlns:v="urn:schemas-microsoft-com:vml" xmlns:wp="http://schemas.openxmlformats.org/drawingml/2006/wordprocessingDrawing" xmlns:w10="urn:schemas-microsoft-com:office:word" xmlns:w="http://schemas.openxmlformats.org/wordprocessingml/2006/main" xmlns:wne="http://schemas.microsoft.com/office/word/2006/wordml" xmlns:sl="http://schemas.openxmlformats.org/schemaLibrary/2006/main" xmlns:a="http://schemas.openxmlformats.org/drawingml/2006/main" xmlns:pic="http://schemas.openxmlformats.org/drawingml/2006/picture" xmlns:c="http://schemas.openxmlformats.org/drawingml/2006/chart" xmlns:lc="http://schemas.openxmlformats.org/drawingml/2006/lockedCanvas" xmlns:dgm="http://schemas.openxmlformats.org/drawingml/2006/diagram" xmlns:wps="http://schemas.microsoft.com/office/word/2010/wordprocessingShape" xmlns:wpg="http://schemas.microsoft.com/office/word/2010/wordprocessingGroup" xmlns:w14="http://schemas.microsoft.com/office/word/2010/wordml" xmlns:w15="http://schemas.microsoft.com/office/word/2012/wordml" xmlns:w16="http://schemas.microsoft.com/office/word/2018/wordml" xmlns:w16cex="http://schemas.microsoft.com/office/word/2018/wordml/cex" xmlns:w16cid="http://schemas.microsoft.com/office/word/2016/wordml/cid" xmlns="http://schemas.microsoft.com/office/tasks/2019/documenttasks" xmlns:cr="http://schemas.microsoft.com/office/comments/2020/reactions">
   <w:abstractNum w:abstractNumId="1">
     <w:lvl w:ilvl="0">
       <w:start w:val="1"/>
@@ -4821,7 +5332,7 @@
     <w:lvl w:ilvl="1">
       <w:start w:val="1"/>
       <w:numFmt w:val="bullet"/>
-      <w:lvlText w:val="●"/>
+      <w:lvlText w:val="○"/>
       <w:lvlJc w:val="left"/>
       <w:pPr>
         <w:ind w:left="1440" w:hanging="360"/>
@@ -4833,7 +5344,7 @@
     <w:lvl w:ilvl="2">
       <w:start w:val="1"/>
       <w:numFmt w:val="bullet"/>
-      <w:lvlText w:val="●"/>
+      <w:lvlText w:val="■"/>
       <w:lvlJc w:val="left"/>
       <w:pPr>
         <w:ind w:left="2160" w:hanging="360"/>
@@ -4857,7 +5368,7 @@
     <w:lvl w:ilvl="4">
       <w:start w:val="1"/>
       <w:numFmt w:val="bullet"/>
-      <w:lvlText w:val="●"/>
+      <w:lvlText w:val="○"/>
       <w:lvlJc w:val="left"/>
       <w:pPr>
         <w:ind w:left="3600" w:hanging="360"/>
@@ -4869,7 +5380,7 @@
     <w:lvl w:ilvl="5">
       <w:start w:val="1"/>
       <w:numFmt w:val="bullet"/>
-      <w:lvlText w:val="●"/>
+      <w:lvlText w:val="■"/>
       <w:lvlJc w:val="left"/>
       <w:pPr>
         <w:ind w:left="4320" w:hanging="360"/>
@@ -4893,7 +5404,7 @@
     <w:lvl w:ilvl="7">
       <w:start w:val="1"/>
       <w:numFmt w:val="bullet"/>
-      <w:lvlText w:val="●"/>
+      <w:lvlText w:val="○"/>
       <w:lvlJc w:val="left"/>
       <w:pPr>
         <w:ind w:left="5760" w:hanging="360"/>
@@ -4905,7 +5416,7 @@
     <w:lvl w:ilvl="8">
       <w:start w:val="1"/>
       <w:numFmt w:val="bullet"/>
-      <w:lvlText w:val="●"/>
+      <w:lvlText w:val="■"/>
       <w:lvlJc w:val="left"/>
       <w:pPr>
         <w:ind w:left="6480" w:hanging="360"/>
@@ -5041,7 +5552,7 @@
     <w:lvl w:ilvl="1">
       <w:start w:val="1"/>
       <w:numFmt w:val="bullet"/>
-      <w:lvlText w:val="○"/>
+      <w:lvlText w:val="●"/>
       <w:lvlJc w:val="left"/>
       <w:pPr>
         <w:ind w:left="1440" w:hanging="360"/>
@@ -5053,7 +5564,7 @@
     <w:lvl w:ilvl="2">
       <w:start w:val="1"/>
       <w:numFmt w:val="bullet"/>
-      <w:lvlText w:val="■"/>
+      <w:lvlText w:val="●"/>
       <w:lvlJc w:val="left"/>
       <w:pPr>
         <w:ind w:left="2160" w:hanging="360"/>
@@ -5077,7 +5588,7 @@
     <w:lvl w:ilvl="4">
       <w:start w:val="1"/>
       <w:numFmt w:val="bullet"/>
-      <w:lvlText w:val="○"/>
+      <w:lvlText w:val="●"/>
       <w:lvlJc w:val="left"/>
       <w:pPr>
         <w:ind w:left="3600" w:hanging="360"/>
@@ -5089,7 +5600,7 @@
     <w:lvl w:ilvl="5">
       <w:start w:val="1"/>
       <w:numFmt w:val="bullet"/>
-      <w:lvlText w:val="■"/>
+      <w:lvlText w:val="●"/>
       <w:lvlJc w:val="left"/>
       <w:pPr>
         <w:ind w:left="4320" w:hanging="360"/>
@@ -5113,7 +5624,7 @@
     <w:lvl w:ilvl="7">
       <w:start w:val="1"/>
       <w:numFmt w:val="bullet"/>
-      <w:lvlText w:val="○"/>
+      <w:lvlText w:val="●"/>
       <w:lvlJc w:val="left"/>
       <w:pPr>
         <w:ind w:left="5760" w:hanging="360"/>
@@ -5125,7 +5636,7 @@
     <w:lvl w:ilvl="8">
       <w:start w:val="1"/>
       <w:numFmt w:val="bullet"/>
-      <w:lvlText w:val="■"/>
+      <w:lvlText w:val="●"/>
       <w:lvlJc w:val="left"/>
       <w:pPr>
         <w:ind w:left="6480" w:hanging="360"/>
@@ -5374,7 +5885,7 @@
 </file>
 
 <file path=word/styles.xml><?xml version="1.0" encoding="utf-8"?>
-<w:styles xmlns:mc="http://schemas.openxmlformats.org/markup-compatibility/2006" xmlns:o="urn:schemas-microsoft-com:office:office" xmlns:r="http://schemas.openxmlformats.org/officeDocument/2006/relationships" xmlns:m="http://schemas.openxmlformats.org/officeDocument/2006/math" xmlns:v="urn:schemas-microsoft-com:vml" xmlns:wp="http://schemas.openxmlformats.org/drawingml/2006/wordprocessingDrawing" xmlns:w10="urn:schemas-microsoft-com:office:word" xmlns:w="http://schemas.openxmlformats.org/wordprocessingml/2006/main" xmlns:wne="http://schemas.microsoft.com/office/word/2006/wordml" xmlns:sl="http://schemas.openxmlformats.org/schemaLibrary/2006/main" xmlns:a="http://schemas.openxmlformats.org/drawingml/2006/main" xmlns:pic="http://schemas.openxmlformats.org/drawingml/2006/picture" xmlns:c="http://schemas.openxmlformats.org/drawingml/2006/chart" xmlns:lc="http://schemas.openxmlformats.org/drawingml/2006/lockedCanvas" xmlns:dgm="http://schemas.openxmlformats.org/drawingml/2006/diagram" xmlns:wps="http://schemas.microsoft.com/office/word/2010/wordprocessingShape" xmlns:wpg="http://schemas.microsoft.com/office/word/2010/wordprocessingGroup" xmlns:w14="http://schemas.microsoft.com/office/word/2010/wordml" xmlns:w15="http://schemas.microsoft.com/office/word/2012/wordml">
+<w:styles xmlns:mc="http://schemas.openxmlformats.org/markup-compatibility/2006" xmlns:o="urn:schemas-microsoft-com:office:office" xmlns:r="http://schemas.openxmlformats.org/officeDocument/2006/relationships" xmlns:m="http://schemas.openxmlformats.org/officeDocument/2006/math" xmlns:v="urn:schemas-microsoft-com:vml" xmlns:wp="http://schemas.openxmlformats.org/drawingml/2006/wordprocessingDrawing" xmlns:w10="urn:schemas-microsoft-com:office:word" xmlns:w="http://schemas.openxmlformats.org/wordprocessingml/2006/main" xmlns:wne="http://schemas.microsoft.com/office/word/2006/wordml" xmlns:sl="http://schemas.openxmlformats.org/schemaLibrary/2006/main" xmlns:a="http://schemas.openxmlformats.org/drawingml/2006/main" xmlns:pic="http://schemas.openxmlformats.org/drawingml/2006/picture" xmlns:c="http://schemas.openxmlformats.org/drawingml/2006/chart" xmlns:lc="http://schemas.openxmlformats.org/drawingml/2006/lockedCanvas" xmlns:dgm="http://schemas.openxmlformats.org/drawingml/2006/diagram" xmlns:wps="http://schemas.microsoft.com/office/word/2010/wordprocessingShape" xmlns:wpg="http://schemas.microsoft.com/office/word/2010/wordprocessingGroup" xmlns:w14="http://schemas.microsoft.com/office/word/2010/wordml" xmlns:w15="http://schemas.microsoft.com/office/word/2012/wordml" xmlns:w16="http://schemas.microsoft.com/office/word/2018/wordml" xmlns:w16cex="http://schemas.microsoft.com/office/word/2018/wordml/cex" xmlns:w16cid="http://schemas.microsoft.com/office/word/2016/wordml/cid" xmlns="http://schemas.microsoft.com/office/tasks/2019/documenttasks" xmlns:cr="http://schemas.microsoft.com/office/comments/2020/reactions">
   <w:docDefaults>
     <w:rPrDefault>
       <w:rPr>
